--- a/svoyo-delo/대본/5부/08화_Vladivostok.docx
+++ b/svoyo-delo/대본/5부/08화_Vladivostok.docx
@@ -363,7 +363,7 @@
         <w:t xml:space="preserve"> </w:t>
       </w:r>
       <w:r>
-        <w:t xml:space="preserve">- 규칙: 지문 없음. 전 화 100% 「화자명: 대사」. 1턴 18단어 이내 + 긴 턴 10~15회(30~55단어). 문법 초점(B2+): 대조(Не в цену. В три вещи; не конкурируем — встречаем), 거리·시간(два с половиной часа на самолёте, ночь на пароме), 수동(её семью выселили), 비교(ближе, дешевле).</w:t>
+        <w:t xml:space="preserve">- 규칙: 지문 없음. 전 화 100% 「화자명: 대사」. 1턴 24단어 이내 + 긴 턴 10~15회(35~60단어). 문법 초점(B2+): 대조(Не в цену. В три вещи; не конкурируем — встречаем), 거리·시간(два с половиной часа на самолёте, ночь на пароме), 수동(её семью выселили), 비교(ближе, дешевле).</w:t>
       </w:r>
       <w:r>
         <w:t xml:space="preserve"> </w:t>
@@ -928,119 +928,119 @@
         <w:pStyle w:val="FirstParagraph"/>
       </w:pPr>
       <w:r>
-        <w:t xml:space="preserve">TKACH: Алексей Николаевич? Ткач. Сергей. Добро пожаловать на край карты. Или на начало — смотря откуда смотреть.</w:t>
-      </w:r>
-    </w:p>
-    <w:p>
-      <w:pPr>
-        <w:pStyle w:val="BodyText"/>
-      </w:pPr>
-      <w:r>
-        <w:t xml:space="preserve">ALEKSEY: Сергей, здравствуйте. Девять часов полёта. Я думал, это уже другая страна.</w:t>
-      </w:r>
-    </w:p>
-    <w:p>
-      <w:pPr>
-        <w:pStyle w:val="BodyText"/>
-      </w:pPr>
-      <w:r>
-        <w:t xml:space="preserve">TKACH: Страна та же. Часы другие. У нас сейчас девять утра. В Москве — два ночи. Ваши спят.</w:t>
-      </w:r>
-    </w:p>
-    <w:p>
-      <w:pPr>
-        <w:pStyle w:val="BodyText"/>
-      </w:pPr>
-      <w:r>
-        <w:t xml:space="preserve">KIRILL: Ирина Сергеевна не спит. Она пишет, что ждёт отчёт к восьми по Москве.</w:t>
-      </w:r>
-    </w:p>
-    <w:p>
-      <w:pPr>
-        <w:pStyle w:val="BodyText"/>
-      </w:pPr>
-      <w:r>
-        <w:t xml:space="preserve">TKACH: Значит, к трём дня по-нашему. Успеем. Смотрите вниз. Залив. Замёрз. Видите точки на льду?</w:t>
-      </w:r>
-    </w:p>
-    <w:p>
-      <w:pPr>
-        <w:pStyle w:val="BodyText"/>
-      </w:pPr>
-      <w:r>
-        <w:t xml:space="preserve">KIRILL: Люди? Прямо на льду? Что они делают?</w:t>
-      </w:r>
-    </w:p>
-    <w:p>
-      <w:pPr>
-        <w:pStyle w:val="BodyText"/>
-      </w:pPr>
-      <w:r>
-        <w:t xml:space="preserve">TKACH: Рыбу ловят. Корюшку. Весь февраль. Это Владивосток. Здесь даже зимой люди смотрят на море.</w:t>
-      </w:r>
-    </w:p>
-    <w:p>
-      <w:pPr>
-        <w:pStyle w:val="BodyText"/>
-      </w:pPr>
-      <w:r>
-        <w:t xml:space="preserve">ALEKSEY: Красиво. Мост, залив, сопки. Как в журнале.</w:t>
-      </w:r>
-    </w:p>
-    <w:p>
-      <w:pPr>
-        <w:pStyle w:val="BodyText"/>
-      </w:pPr>
-      <w:r>
-        <w:t xml:space="preserve">TKACH: Теперь повернитесь. Туда, на юго-запад. Что там?</w:t>
-      </w:r>
-    </w:p>
-    <w:p>
-      <w:pPr>
-        <w:pStyle w:val="BodyText"/>
-      </w:pPr>
-      <w:r>
-        <w:t xml:space="preserve">KIRILL: Сопки. Небо. Больше ничего не видно.</w:t>
-      </w:r>
-    </w:p>
-    <w:p>
-      <w:pPr>
-        <w:pStyle w:val="BodyText"/>
-      </w:pPr>
-      <w:r>
-        <w:t xml:space="preserve">TKACH: Там Корея. Сеул — два с половиной часа на самолёте. Москва — девять. Пусан — ночь на пароме. Корея — рядом.</w:t>
-      </w:r>
-    </w:p>
-    <w:p>
-      <w:pPr>
-        <w:pStyle w:val="BodyText"/>
-      </w:pPr>
-      <w:r>
-        <w:t xml:space="preserve">ALEKSEY: Корея — рядом. Это вы мне писали. Я думал, это метафора.</w:t>
-      </w:r>
-    </w:p>
-    <w:p>
-      <w:pPr>
-        <w:pStyle w:val="BodyText"/>
-      </w:pPr>
-      <w:r>
-        <w:t xml:space="preserve">TKACH: Здесь это не метафора. Это расписание. Моя жена летает в Сеул за косметикой. На выходные.</w:t>
-      </w:r>
-    </w:p>
-    <w:p>
-      <w:pPr>
-        <w:pStyle w:val="BodyText"/>
-      </w:pPr>
-      <w:r>
-        <w:t xml:space="preserve">KIRILL: На выходные? Как в Подмосковье на дачу?</w:t>
-      </w:r>
-    </w:p>
-    <w:p>
-      <w:pPr>
-        <w:pStyle w:val="BodyText"/>
-      </w:pPr>
-      <w:r>
-        <w:t xml:space="preserve">TKACH: Ближе. И дешевле. Поехали в порт. Покажу, как я двадцать лет держал холод в море.</w:t>
+        <w:t xml:space="preserve">TKACH: Алексей Николаевич? Я Ткач, Сергей. Добро пожаловать на край карты, или на её начало, смотря откуда смотреть.</w:t>
+      </w:r>
+    </w:p>
+    <w:p>
+      <w:pPr>
+        <w:pStyle w:val="BodyText"/>
+      </w:pPr>
+      <w:r>
+        <w:t xml:space="preserve">ALEKSEY: Сергей, здравствуйте. Мы летели девять часов, и я уже думал, что это другая страна.</w:t>
+      </w:r>
+    </w:p>
+    <w:p>
+      <w:pPr>
+        <w:pStyle w:val="BodyText"/>
+      </w:pPr>
+      <w:r>
+        <w:t xml:space="preserve">TKACH: Страна та же, только часы другие. У нас сейчас девять утра, а в Москве два ночи, и ваши все спят.</w:t>
+      </w:r>
+    </w:p>
+    <w:p>
+      <w:pPr>
+        <w:pStyle w:val="BodyText"/>
+      </w:pPr>
+      <w:r>
+        <w:t xml:space="preserve">KIRILL: Ирина Сергеевна не спит. Она пишет, что ждёт отчёт к восьми утра по Москве.</w:t>
+      </w:r>
+    </w:p>
+    <w:p>
+      <w:pPr>
+        <w:pStyle w:val="BodyText"/>
+      </w:pPr>
+      <w:r>
+        <w:t xml:space="preserve">TKACH: Значит, к трём часам дня по-нашему, так что успеем. Посмотрите вниз: залив замёрз. Видите точки на льду?</w:t>
+      </w:r>
+    </w:p>
+    <w:p>
+      <w:pPr>
+        <w:pStyle w:val="BodyText"/>
+      </w:pPr>
+      <w:r>
+        <w:t xml:space="preserve">KIRILL: Это люди? Прямо на льду? А что они там делают?</w:t>
+      </w:r>
+    </w:p>
+    <w:p>
+      <w:pPr>
+        <w:pStyle w:val="BodyText"/>
+      </w:pPr>
+      <w:r>
+        <w:t xml:space="preserve">TKACH: Рыбу ловят, корюшку, весь февраль. Это Владивосток: здесь даже зимой люди смотрят на море.</w:t>
+      </w:r>
+    </w:p>
+    <w:p>
+      <w:pPr>
+        <w:pStyle w:val="BodyText"/>
+      </w:pPr>
+      <w:r>
+        <w:t xml:space="preserve">ALEKSEY: Очень красиво: мост, залив, сопки, совсем как на картинке в журнале.</w:t>
+      </w:r>
+    </w:p>
+    <w:p>
+      <w:pPr>
+        <w:pStyle w:val="BodyText"/>
+      </w:pPr>
+      <w:r>
+        <w:t xml:space="preserve">TKACH: А теперь повернитесь вон туда, на юго-запад. Что вы там видите?</w:t>
+      </w:r>
+    </w:p>
+    <w:p>
+      <w:pPr>
+        <w:pStyle w:val="BodyText"/>
+      </w:pPr>
+      <w:r>
+        <w:t xml:space="preserve">KIRILL: Сопки и небо, а больше ничего не видно, если честно.</w:t>
+      </w:r>
+    </w:p>
+    <w:p>
+      <w:pPr>
+        <w:pStyle w:val="BodyText"/>
+      </w:pPr>
+      <w:r>
+        <w:t xml:space="preserve">TKACH: Там Корея. До Сеула два с половиной часа на самолёте, до Москвы девять, а до Пусана одна ночь на пароме. Корея — рядом.</w:t>
+      </w:r>
+    </w:p>
+    <w:p>
+      <w:pPr>
+        <w:pStyle w:val="BodyText"/>
+      </w:pPr>
+      <w:r>
+        <w:t xml:space="preserve">ALEKSEY: «Корея — рядом» — это вы мне писали. Я тогда подумал, что это метафора.</w:t>
+      </w:r>
+    </w:p>
+    <w:p>
+      <w:pPr>
+        <w:pStyle w:val="BodyText"/>
+      </w:pPr>
+      <w:r>
+        <w:t xml:space="preserve">TKACH: Здесь это не метафора. Это расписание. Моя жена летает в Сеул за косметикой просто на выходные.</w:t>
+      </w:r>
+    </w:p>
+    <w:p>
+      <w:pPr>
+        <w:pStyle w:val="BodyText"/>
+      </w:pPr>
+      <w:r>
+        <w:t xml:space="preserve">KIRILL: На выходные? Это как у нас в Подмосковье на дачу съездить?</w:t>
+      </w:r>
+    </w:p>
+    <w:p>
+      <w:pPr>
+        <w:pStyle w:val="BodyText"/>
+      </w:pPr>
+      <w:r>
+        <w:t xml:space="preserve">TKACH: Даже ближе и дешевле. Поехали в порт, я покажу вам, как двадцать лет держал холод в море.</w:t>
       </w:r>
     </w:p>
     <w:bookmarkEnd w:id="21"/>
@@ -1058,279 +1058,279 @@
         <w:pStyle w:val="FirstParagraph"/>
       </w:pPr>
       <w:r>
-        <w:t xml:space="preserve">KIRILL: Это и есть рефконтейнер? Как дом. С розеткой.</w:t>
-      </w:r>
-    </w:p>
-    <w:p>
-      <w:pPr>
-        <w:pStyle w:val="BodyText"/>
-      </w:pPr>
-      <w:r>
-        <w:t xml:space="preserve">TKACH: Вот. Рефконтейнер. Сорок футов. Свой мотор, свой датчик. Спутник передаёт температуру каждые десять минут.</w:t>
-      </w:r>
-    </w:p>
-    <w:p>
-      <w:pPr>
-        <w:pStyle w:val="BodyText"/>
-      </w:pPr>
-      <w:r>
-        <w:t xml:space="preserve">KIRILL: Каждые десять? У нас логгер в коробке пишет раз в минуту. Но мы видим только в конце.</w:t>
-      </w:r>
-    </w:p>
-    <w:p>
-      <w:pPr>
-        <w:pStyle w:val="BodyText"/>
-      </w:pPr>
-      <w:r>
-        <w:t xml:space="preserve">TKACH: А я вижу сразу. Двадцать лет в морской логистике. Рыба, вакцины, японские лекарства. В море нельзя «увидеть в конце»: в конце будет уже поздно, а до берега — три дня. Море не прощает тех, кто смотрит на журнал только в порту.</w:t>
-      </w:r>
-    </w:p>
-    <w:p>
-      <w:pPr>
-        <w:pStyle w:val="BodyText"/>
-      </w:pPr>
-      <w:r>
-        <w:t xml:space="preserve">ALEKSEY: Почему ушли из моря в медицину?</w:t>
-      </w:r>
-    </w:p>
-    <w:p>
-      <w:pPr>
-        <w:pStyle w:val="BodyText"/>
-      </w:pPr>
-      <w:r>
-        <w:t xml:space="preserve">TKACH: Пять лет назад. Отец умер. Он был капитаном. Последние годы — диализ. Лекарство шло из Москвы. Две недели. Иногда тёплое. Я подумал: Япония — два дня, Корея — день. Почему из Москвы? Открыл «Тихий берег Мед».</w:t>
-      </w:r>
-    </w:p>
-    <w:p>
-      <w:pPr>
-        <w:pStyle w:val="BodyText"/>
-      </w:pPr>
-      <w:r>
-        <w:t xml:space="preserve">KIRILL: Тихий берег. Красиво. По-английски — Pacific coast?</w:t>
-      </w:r>
-    </w:p>
-    <w:p>
-      <w:pPr>
-        <w:pStyle w:val="BodyText"/>
-      </w:pPr>
-      <w:r>
-        <w:t xml:space="preserve">TKACH: Так точно. Сто десять клиник. Приморье, Хабаровск, Сахалин. Журнал — вот. С первого дня. Спутниковый и бумажный.</w:t>
-      </w:r>
-    </w:p>
-    <w:p>
-      <w:pPr>
-        <w:pStyle w:val="BodyText"/>
-      </w:pPr>
-      <w:r>
-        <w:t xml:space="preserve">ALEKSEY: Сто десять. Больше, чем у нас во всей Москве.</w:t>
-      </w:r>
-    </w:p>
-    <w:p>
-      <w:pPr>
-        <w:pStyle w:val="BodyText"/>
-      </w:pPr>
-      <w:r>
-        <w:t xml:space="preserve">IRINA: Это Ирина. Я на связи, у меня четыре утра. Сергей, можно ноябрь прошлого года? Любой контейнер.</w:t>
-      </w:r>
-    </w:p>
-    <w:p>
-      <w:pPr>
-        <w:pStyle w:val="BodyText"/>
-      </w:pPr>
-      <w:r>
-        <w:t xml:space="preserve">TKACH: Держите. Ноябрь. Контейнер из Пусана. Шторм, восемнадцать часов на рейде. Внутри — плюс пять. Ровно.</w:t>
-      </w:r>
-    </w:p>
-    <w:p>
-      <w:pPr>
-        <w:pStyle w:val="BodyText"/>
-      </w:pPr>
-      <w:r>
-        <w:t xml:space="preserve">KIRILL: Восемнадцать часов в шторм? А мотор?</w:t>
-      </w:r>
-    </w:p>
-    <w:p>
-      <w:pPr>
-        <w:pStyle w:val="BodyText"/>
-      </w:pPr>
-      <w:r>
-        <w:t xml:space="preserve">TKACH: Мотор — на дизеле. Я сам сидел на связи. Всю ночь.</w:t>
-      </w:r>
-    </w:p>
-    <w:p>
-      <w:pPr>
-        <w:pStyle w:val="BodyText"/>
-      </w:pPr>
-      <w:r>
-        <w:t xml:space="preserve">IRINA: Ровно. Я вижу. Хорошо. Теперь можно спать.</w:t>
-      </w:r>
-    </w:p>
-    <w:p>
-      <w:pPr>
-        <w:pStyle w:val="BodyText"/>
-      </w:pPr>
-      <w:r>
-        <w:t xml:space="preserve">TKACH: Не спите пока. Есть предложение. Сейчас ваш гель идёт так: Вонджу, Пусан, море, Петербург, Подольск. Потом самолётом сюда. Девять тысяч километров туда и девять обратно. Шесть недель. А если — Пусан, паром, Владивосток? Один день. Без Москвы.</w:t>
-      </w:r>
-    </w:p>
-    <w:p>
-      <w:pPr>
-        <w:pStyle w:val="BodyText"/>
-      </w:pPr>
-      <w:r>
-        <w:t xml:space="preserve">OLGA: Это Ольга. Я тоже не сплю. Удостоверение — федеральное. Ввозить можно через любую таможню.</w:t>
-      </w:r>
-    </w:p>
-    <w:p>
-      <w:pPr>
-        <w:pStyle w:val="BodyText"/>
-      </w:pPr>
-      <w:r>
-        <w:t xml:space="preserve">TKACH: Через любую? Тогда в чём проблема?</w:t>
-      </w:r>
-    </w:p>
-    <w:p>
-      <w:pPr>
-        <w:pStyle w:val="BodyText"/>
-      </w:pPr>
-      <w:r>
-        <w:t xml:space="preserve">OLGA: В лицензии на хранение. Она у вас есть?</w:t>
-      </w:r>
-    </w:p>
-    <w:p>
-      <w:pPr>
-        <w:pStyle w:val="BodyText"/>
-      </w:pPr>
-      <w:r>
-        <w:t xml:space="preserve">TKACH: Есть. С двадцатого года. Пришлю сегодня.</w:t>
-      </w:r>
-    </w:p>
-    <w:p>
-      <w:pPr>
-        <w:pStyle w:val="BodyText"/>
-      </w:pPr>
-      <w:r>
-        <w:t xml:space="preserve">OLGA: И отдельный ввоз — это отдельные документы от Седжин. Отдельный контракт поставки. Три месяца бумаг.</w:t>
-      </w:r>
-    </w:p>
-    <w:p>
-      <w:pPr>
-        <w:pStyle w:val="BodyText"/>
-      </w:pPr>
-      <w:r>
-        <w:t xml:space="preserve">TKACH: Три месяца бумаг — это меньше, чем шесть недель на каждую партию. Каждый раз.</w:t>
-      </w:r>
-    </w:p>
-    <w:p>
-      <w:pPr>
-        <w:pStyle w:val="BodyText"/>
-      </w:pPr>
-      <w:r>
-        <w:t xml:space="preserve">IRINA: Я посчитала, пока вы говорили. Прямой маршрут экономит примерно шестьсот рублей на шприц. Самолёт из Москвы — дорогой.</w:t>
-      </w:r>
-    </w:p>
-    <w:p>
-      <w:pPr>
-        <w:pStyle w:val="BodyText"/>
-      </w:pPr>
-      <w:r>
-        <w:t xml:space="preserve">TKACH: Шестьсот. Вот. И теперь главное. Цена для Дальнего Востока. Минус десять процентов. Мы конкурируем не с серым рынком. Мы конкурируем с Сеулом. Женщины летят туда на выходные — и колют там. Корея рядом, понимаете?</w:t>
-      </w:r>
-    </w:p>
-    <w:p>
-      <w:pPr>
-        <w:pStyle w:val="BodyText"/>
-      </w:pPr>
-      <w:r>
-        <w:t xml:space="preserve">ALEKSEY: Понимаю, Сергей. Но цена для врача — одна. По всей стране. Это наше правило.</w:t>
-      </w:r>
-    </w:p>
-    <w:p>
-      <w:pPr>
-        <w:pStyle w:val="BodyText"/>
-      </w:pPr>
-      <w:r>
-        <w:t xml:space="preserve">TKACH: Правило — московское. Здесь не Москва. Здесь — Сеул за углом.</w:t>
-      </w:r>
-    </w:p>
-    <w:p>
-      <w:pPr>
-        <w:pStyle w:val="BodyText"/>
-      </w:pPr>
-      <w:r>
-        <w:t xml:space="preserve">ALEKSEY: В Сибири мне сказали то же самое. «Сибирь — не Москва». На Урале — тоже. Если каждому региону своя цена — через год у нас будет одиннадцать цен. И одиннадцать серых рынков между ними.</w:t>
-      </w:r>
-    </w:p>
-    <w:p>
-      <w:pPr>
-        <w:pStyle w:val="BodyText"/>
-      </w:pPr>
-      <w:r>
-        <w:t xml:space="preserve">TKACH: Одиннадцать часовых поясов. Одиннадцать цен. Красиво звучит.</w:t>
-      </w:r>
-    </w:p>
-    <w:p>
-      <w:pPr>
-        <w:pStyle w:val="BodyText"/>
-      </w:pPr>
-      <w:r>
-        <w:t xml:space="preserve">IRINA: Звучит красиво. Считается ужасно. Сергей, я вам это говорю как аудитор.</w:t>
-      </w:r>
-    </w:p>
-    <w:p>
-      <w:pPr>
-        <w:pStyle w:val="BodyText"/>
-      </w:pPr>
-      <w:r>
-        <w:t xml:space="preserve">TKACH: Хорошо. Тогда скажите мне, что делать с Сеулом. Не цифрами. Словами.</w:t>
-      </w:r>
-    </w:p>
-    <w:p>
-      <w:pPr>
-        <w:pStyle w:val="BodyText"/>
-      </w:pPr>
-      <w:r>
-        <w:t xml:space="preserve">ALEKSEY: Не знаю. Пока. Я здесь первый день. Покажите мне Сеул во Владивостоке.</w:t>
-      </w:r>
-    </w:p>
-    <w:p>
-      <w:pPr>
-        <w:pStyle w:val="BodyText"/>
-      </w:pPr>
-      <w:r>
-        <w:t xml:space="preserve">TKACH: Покажу. В три. Клиника доктора Пак. Она вам покажет Сеул. В зеркале. На лицах.</w:t>
-      </w:r>
-    </w:p>
-    <w:p>
-      <w:pPr>
-        <w:pStyle w:val="BodyText"/>
-      </w:pPr>
-      <w:r>
-        <w:t xml:space="preserve">KIRILL: Сергей, а шестьсот рублей экономии — куда они пойдут? Если не в цену?</w:t>
-      </w:r>
-    </w:p>
-    <w:p>
-      <w:pPr>
-        <w:pStyle w:val="BodyText"/>
-      </w:pPr>
-      <w:r>
-        <w:t xml:space="preserve">TKACH: Хороший вопрос, молодой человек. Это и есть мой вопрос. Если не в цену — то куда?</w:t>
-      </w:r>
-    </w:p>
-    <w:p>
-      <w:pPr>
-        <w:pStyle w:val="BodyText"/>
-      </w:pPr>
-      <w:r>
-        <w:t xml:space="preserve">ALEKSEY: Кирилл, запиши. Это главный вопрос поездки. Ответ — к вечеру.</w:t>
-      </w:r>
-    </w:p>
-    <w:p>
-      <w:pPr>
-        <w:pStyle w:val="BodyText"/>
-      </w:pPr>
-      <w:r>
-        <w:t xml:space="preserve">TKACH: К вечеру — крабы. С крабами думается лучше.</w:t>
+        <w:t xml:space="preserve">KIRILL: Так это и есть рефконтейнер? Он похож на маленький дом, только с розеткой.</w:t>
+      </w:r>
+    </w:p>
+    <w:p>
+      <w:pPr>
+        <w:pStyle w:val="BodyText"/>
+      </w:pPr>
+      <w:r>
+        <w:t xml:space="preserve">TKACH: Да, вот он, рефконтейнер на сорок футов. У него свой мотор и свой датчик, а спутник передаёт температуру каждые десять минут.</w:t>
+      </w:r>
+    </w:p>
+    <w:p>
+      <w:pPr>
+        <w:pStyle w:val="BodyText"/>
+      </w:pPr>
+      <w:r>
+        <w:t xml:space="preserve">KIRILL: Каждые десять минут? У нас логгер в коробке пишет раз в минуту, но мы видим данные только в конце.</w:t>
+      </w:r>
+    </w:p>
+    <w:p>
+      <w:pPr>
+        <w:pStyle w:val="BodyText"/>
+      </w:pPr>
+      <w:r>
+        <w:t xml:space="preserve">TKACH: А я вижу всё сразу. Я двадцать лет в морской логистике: рыба, вакцины, японские лекарства. В море нельзя «увидеть в конце», потому что в конце будет уже поздно, а до берега три дня. Море не прощает тех, кто смотрит на журнал только в порту.</w:t>
+      </w:r>
+    </w:p>
+    <w:p>
+      <w:pPr>
+        <w:pStyle w:val="BodyText"/>
+      </w:pPr>
+      <w:r>
+        <w:t xml:space="preserve">ALEKSEY: А почему вы ушли из моря в медицину, если не секрет?</w:t>
+      </w:r>
+    </w:p>
+    <w:p>
+      <w:pPr>
+        <w:pStyle w:val="BodyText"/>
+      </w:pPr>
+      <w:r>
+        <w:t xml:space="preserve">TKACH: Пять лет назад умер отец. Он был капитаном, а последние годы жил на диализе. Лекарство шло из Москвы две недели и иногда приходило тёплым. Я подумал: Япония — два дня, Корея — один, так почему же из Москвы? И открыл «Тихий берег Мед».</w:t>
+      </w:r>
+    </w:p>
+    <w:p>
+      <w:pPr>
+        <w:pStyle w:val="BodyText"/>
+      </w:pPr>
+      <w:r>
+        <w:t xml:space="preserve">KIRILL: «Тихий берег» — красиво звучит. Это по-английски будет Pacific coast, да?</w:t>
+      </w:r>
+    </w:p>
+    <w:p>
+      <w:pPr>
+        <w:pStyle w:val="BodyText"/>
+      </w:pPr>
+      <w:r>
+        <w:t xml:space="preserve">TKACH: Так точно. У нас сто десять клиник в Приморье, Хабаровске и на Сахалине. А вот журнал, который ведём с первого дня, спутниковый и бумажный.</w:t>
+      </w:r>
+    </w:p>
+    <w:p>
+      <w:pPr>
+        <w:pStyle w:val="BodyText"/>
+      </w:pPr>
+      <w:r>
+        <w:t xml:space="preserve">ALEKSEY: Сто десять клиник — это больше, чем у нас во всей Москве.</w:t>
+      </w:r>
+    </w:p>
+    <w:p>
+      <w:pPr>
+        <w:pStyle w:val="BodyText"/>
+      </w:pPr>
+      <w:r>
+        <w:t xml:space="preserve">IRINA: Это Ирина, я на связи, и у меня четыре утра. Сергей, можно посмотреть ноябрь прошлого года? Любой контейнер на ваш выбор.</w:t>
+      </w:r>
+    </w:p>
+    <w:p>
+      <w:pPr>
+        <w:pStyle w:val="BodyText"/>
+      </w:pPr>
+      <w:r>
+        <w:t xml:space="preserve">TKACH: Держите. Ноябрь, контейнер из Пусана: был шторм, и он восемнадцать часов стоял на рейде. А внутри ровно плюс пять.</w:t>
+      </w:r>
+    </w:p>
+    <w:p>
+      <w:pPr>
+        <w:pStyle w:val="BodyText"/>
+      </w:pPr>
+      <w:r>
+        <w:t xml:space="preserve">KIRILL: Восемнадцать часов в шторм? А как же мотор всё это время?</w:t>
+      </w:r>
+    </w:p>
+    <w:p>
+      <w:pPr>
+        <w:pStyle w:val="BodyText"/>
+      </w:pPr>
+      <w:r>
+        <w:t xml:space="preserve">TKACH: Мотор работал на дизеле, а я сам сидел на связи всю ночь, до самого утра.</w:t>
+      </w:r>
+    </w:p>
+    <w:p>
+      <w:pPr>
+        <w:pStyle w:val="BodyText"/>
+      </w:pPr>
+      <w:r>
+        <w:t xml:space="preserve">IRINA: Ровно плюс пять, я вижу. Хорошо, теперь можно и поспать.</w:t>
+      </w:r>
+    </w:p>
+    <w:p>
+      <w:pPr>
+        <w:pStyle w:val="BodyText"/>
+      </w:pPr>
+      <w:r>
+        <w:t xml:space="preserve">TKACH: Не спите пока, у меня есть предложение. Сейчас ваш гель идёт так: Вонджу, Пусан, море, Петербург, Подольск, а потом самолётом сюда. Девять тысяч километров туда и девять обратно, и всё это шесть недель. А если сделать Пусан, паром и Владивосток? Это один день, и без Москвы.</w:t>
+      </w:r>
+    </w:p>
+    <w:p>
+      <w:pPr>
+        <w:pStyle w:val="BodyText"/>
+      </w:pPr>
+      <w:r>
+        <w:t xml:space="preserve">OLGA: Это Ольга, я тоже не сплю. Удостоверение у нас федеральное, так что ввозить можно через любую таможню.</w:t>
+      </w:r>
+    </w:p>
+    <w:p>
+      <w:pPr>
+        <w:pStyle w:val="BodyText"/>
+      </w:pPr>
+      <w:r>
+        <w:t xml:space="preserve">TKACH: Через любую? Тогда в чём же проблема?</w:t>
+      </w:r>
+    </w:p>
+    <w:p>
+      <w:pPr>
+        <w:pStyle w:val="BodyText"/>
+      </w:pPr>
+      <w:r>
+        <w:t xml:space="preserve">OLGA: Проблема в лицензии на хранение. Она у вас есть, Сергей?</w:t>
+      </w:r>
+    </w:p>
+    <w:p>
+      <w:pPr>
+        <w:pStyle w:val="BodyText"/>
+      </w:pPr>
+      <w:r>
+        <w:t xml:space="preserve">TKACH: Есть, с двадцатого года. Я пришлю её вам сегодня же.</w:t>
+      </w:r>
+    </w:p>
+    <w:p>
+      <w:pPr>
+        <w:pStyle w:val="BodyText"/>
+      </w:pPr>
+      <w:r>
+        <w:t xml:space="preserve">OLGA: И отдельный ввоз — это отдельные документы от Седжин и отдельный контракт поставки, то есть три месяца бумаг.</w:t>
+      </w:r>
+    </w:p>
+    <w:p>
+      <w:pPr>
+        <w:pStyle w:val="BodyText"/>
+      </w:pPr>
+      <w:r>
+        <w:t xml:space="preserve">TKACH: Три месяца бумаг — это меньше, чем шесть недель на каждую партию, причём каждый раз.</w:t>
+      </w:r>
+    </w:p>
+    <w:p>
+      <w:pPr>
+        <w:pStyle w:val="BodyText"/>
+      </w:pPr>
+      <w:r>
+        <w:t xml:space="preserve">IRINA: Я посчитала, пока вы говорили: прямой маршрут экономит примерно шестьсот рублей на шприц, потому что самолёт из Москвы дорогой.</w:t>
+      </w:r>
+    </w:p>
+    <w:p>
+      <w:pPr>
+        <w:pStyle w:val="BodyText"/>
+      </w:pPr>
+      <w:r>
+        <w:t xml:space="preserve">TKACH: Шестьсот, вот видите. А теперь главное: цена для Дальнего Востока должна быть минус десять процентов. Мы конкурируем не с серым рынком, а с Сеулом. Женщины летят туда на выходные и там же колют. Корея рядом, понимаете?</w:t>
+      </w:r>
+    </w:p>
+    <w:p>
+      <w:pPr>
+        <w:pStyle w:val="BodyText"/>
+      </w:pPr>
+      <w:r>
+        <w:t xml:space="preserve">ALEKSEY: Понимаю, Сергей. Но цена для врача одна по всей стране, и это наше правило.</w:t>
+      </w:r>
+    </w:p>
+    <w:p>
+      <w:pPr>
+        <w:pStyle w:val="BodyText"/>
+      </w:pPr>
+      <w:r>
+        <w:t xml:space="preserve">TKACH: Это правило московское, а здесь не Москва. Здесь Сеул прямо за углом.</w:t>
+      </w:r>
+    </w:p>
+    <w:p>
+      <w:pPr>
+        <w:pStyle w:val="BodyText"/>
+      </w:pPr>
+      <w:r>
+        <w:t xml:space="preserve">ALEKSEY: В Сибири мне сказали то же самое: «Сибирь — не Москва», и на Урале тоже. Если у каждого региона будет своя цена, то через год у нас будет одиннадцать цен и одиннадцать серых рынков между ними.</w:t>
+      </w:r>
+    </w:p>
+    <w:p>
+      <w:pPr>
+        <w:pStyle w:val="BodyText"/>
+      </w:pPr>
+      <w:r>
+        <w:t xml:space="preserve">TKACH: Одиннадцать часовых поясов и одиннадцать цен. По-моему, красиво звучит.</w:t>
+      </w:r>
+    </w:p>
+    <w:p>
+      <w:pPr>
+        <w:pStyle w:val="BodyText"/>
+      </w:pPr>
+      <w:r>
+        <w:t xml:space="preserve">IRINA: Звучит красиво. Считается ужасно. Сергей, я говорю вам это как аудитор.</w:t>
+      </w:r>
+    </w:p>
+    <w:p>
+      <w:pPr>
+        <w:pStyle w:val="BodyText"/>
+      </w:pPr>
+      <w:r>
+        <w:t xml:space="preserve">TKACH: Хорошо. Тогда скажите мне, что делать с Сеулом, только не цифрами, а словами.</w:t>
+      </w:r>
+    </w:p>
+    <w:p>
+      <w:pPr>
+        <w:pStyle w:val="BodyText"/>
+      </w:pPr>
+      <w:r>
+        <w:t xml:space="preserve">ALEKSEY: Пока не знаю, ведь я здесь первый день. Покажите мне Сеул во Владивостоке.</w:t>
+      </w:r>
+    </w:p>
+    <w:p>
+      <w:pPr>
+        <w:pStyle w:val="BodyText"/>
+      </w:pPr>
+      <w:r>
+        <w:t xml:space="preserve">TKACH: Покажу в три часа, в клинике доктора Пак. Она покажет вам Сеул в зеркале, прямо на лицах.</w:t>
+      </w:r>
+    </w:p>
+    <w:p>
+      <w:pPr>
+        <w:pStyle w:val="BodyText"/>
+      </w:pPr>
+      <w:r>
+        <w:t xml:space="preserve">KIRILL: Сергей, а куда пойдут эти шестьсот рублей экономии, если не в цену?</w:t>
+      </w:r>
+    </w:p>
+    <w:p>
+      <w:pPr>
+        <w:pStyle w:val="BodyText"/>
+      </w:pPr>
+      <w:r>
+        <w:t xml:space="preserve">TKACH: Хороший вопрос, молодой человек, это и есть мой вопрос: если не в цену, то куда?</w:t>
+      </w:r>
+    </w:p>
+    <w:p>
+      <w:pPr>
+        <w:pStyle w:val="BodyText"/>
+      </w:pPr>
+      <w:r>
+        <w:t xml:space="preserve">ALEKSEY: Кирилл, запиши: это главный вопрос всей поездки, и ответ нужен к вечеру.</w:t>
+      </w:r>
+    </w:p>
+    <w:p>
+      <w:pPr>
+        <w:pStyle w:val="BodyText"/>
+      </w:pPr>
+      <w:r>
+        <w:t xml:space="preserve">TKACH: А к вечеру будут крабы, потому что с крабами думается гораздо лучше.</w:t>
       </w:r>
     </w:p>
     <w:bookmarkEnd w:id="22"/>
@@ -1348,239 +1348,239 @@
         <w:pStyle w:val="FirstParagraph"/>
       </w:pPr>
       <w:r>
-        <w:t xml:space="preserve">PAK: Виктория Пак. Садитесь. Сергей сказал, вы хотите увидеть Сеул. Вот. Три карточки. Только эта неделя.</w:t>
-      </w:r>
-    </w:p>
-    <w:p>
-      <w:pPr>
-        <w:pStyle w:val="BodyText"/>
-      </w:pPr>
-      <w:r>
-        <w:t xml:space="preserve">ALEKSEY: Три пациентки. Все после Сеула?</w:t>
-      </w:r>
-    </w:p>
-    <w:p>
-      <w:pPr>
-        <w:pStyle w:val="BodyText"/>
-      </w:pPr>
-      <w:r>
-        <w:t xml:space="preserve">PAK: Все. Первая — уплотнения. Вторая — асимметрия. Третья — белое пятно. На третий день. Я успела.</w:t>
-      </w:r>
-    </w:p>
-    <w:p>
-      <w:pPr>
-        <w:pStyle w:val="BodyText"/>
-      </w:pPr>
-      <w:r>
-        <w:t xml:space="preserve">KIRILL: Что им кололи? Какой гель?</w:t>
-      </w:r>
-    </w:p>
-    <w:p>
-      <w:pPr>
-        <w:pStyle w:val="BodyText"/>
-      </w:pPr>
-      <w:r>
-        <w:t xml:space="preserve">PAK: Не знают. В том-то и дело. Клиника в Каннаме, переводчик, красивая бумажка на корейском. Название геля — нет. Номера лота — нет. Телефона на случай беды — тоже нет. Я лечу вслепую, как в девяностые. Мы называем это «сувениры из Сеула».</w:t>
-      </w:r>
-    </w:p>
-    <w:p>
-      <w:pPr>
-        <w:pStyle w:val="BodyText"/>
-      </w:pPr>
-      <w:r>
-        <w:t xml:space="preserve">ALEKSEY: Они летают из-за цены?</w:t>
-      </w:r>
-    </w:p>
-    <w:p>
-      <w:pPr>
-        <w:pStyle w:val="BodyText"/>
-      </w:pPr>
-      <w:r>
-        <w:t xml:space="preserve">PAK: Нет. Это главная ошибка москвичей. Не из-за цены. Сеул не дешевле нас, я проверяла. Они летают за поездкой. Шопинг, кафе, фотографии, процедура. Это подарок себе на выходные. Минус десять процентов здесь их не остановят. Даже минус тридцать не остановят.</w:t>
-      </w:r>
-    </w:p>
-    <w:p>
-      <w:pPr>
-        <w:pStyle w:val="BodyText"/>
-      </w:pPr>
-      <w:r>
-        <w:t xml:space="preserve">KIRILL: То есть скидка Ткача не работает?</w:t>
-      </w:r>
-    </w:p>
-    <w:p>
-      <w:pPr>
-        <w:pStyle w:val="BodyText"/>
-      </w:pPr>
-      <w:r>
-        <w:t xml:space="preserve">PAK: Скидка не работает. Работает доверие. Знает, что укололи, и куда звонить, — пусть летит.</w:t>
-      </w:r>
-    </w:p>
-    <w:p>
-      <w:pPr>
-        <w:pStyle w:val="BodyText"/>
-      </w:pPr>
-      <w:r>
-        <w:t xml:space="preserve">ALEKSEY: Виктория, вы — кореянка? Простите, если вопрос личный.</w:t>
-      </w:r>
-    </w:p>
-    <w:p>
-      <w:pPr>
-        <w:pStyle w:val="BodyText"/>
-      </w:pPr>
-      <w:r>
-        <w:t xml:space="preserve">PAK: Корё-сарам. Русская кореянка. Моя бабушка родилась здесь, в Приморье. В тридцать седьмом её семью выселили в Узбекистан. В товарном вагоне. Ей было шесть. Она всю жизнь говорила: «Мы вернёмся к морю». Вернулась я. Через шестьдесят лет. Корейский я знаю плохо. Бабушкин корейский — старый, деревенский. В Сеуле надо мной смеются.</w:t>
-      </w:r>
-    </w:p>
-    <w:p>
-      <w:pPr>
-        <w:pStyle w:val="BodyText"/>
-      </w:pPr>
-      <w:r>
-        <w:t xml:space="preserve">ALEKSEY: Корея — рядом. А вам — далеко.</w:t>
-      </w:r>
-    </w:p>
-    <w:p>
-      <w:pPr>
-        <w:pStyle w:val="BodyText"/>
-      </w:pPr>
-      <w:r>
-        <w:t xml:space="preserve">PAK: Рядом — по карте. А по жизни — по-разному. Как у вас: Москва — рядом, а бабушка ваша в Туле — далеко?</w:t>
-      </w:r>
-    </w:p>
-    <w:p>
-      <w:pPr>
-        <w:pStyle w:val="BodyText"/>
-      </w:pPr>
-      <w:r>
-        <w:t xml:space="preserve">ALEKSEY: Сто восемьдесят километров. А я у неё не был три месяца. Вы правы.</w:t>
-      </w:r>
-    </w:p>
-    <w:p>
-      <w:pPr>
-        <w:pStyle w:val="BodyText"/>
-      </w:pPr>
-      <w:r>
-        <w:t xml:space="preserve">PAK: Три месяца. Это долго для бабушки. Поверьте корё-сарам.</w:t>
-      </w:r>
-    </w:p>
-    <w:p>
-      <w:pPr>
-        <w:pStyle w:val="BodyText"/>
-      </w:pPr>
-      <w:r>
-        <w:t xml:space="preserve">DOYUN: Лёша, я на связи. Слышал всё. Можно я скажу про Каннам?</w:t>
-      </w:r>
-    </w:p>
-    <w:p>
-      <w:pPr>
-        <w:pStyle w:val="BodyText"/>
-      </w:pPr>
-      <w:r>
-        <w:t xml:space="preserve">ALEKSEY: Говори. Это Доюн, наш друг из Седжин. Он в Сеуле.</w:t>
-      </w:r>
-    </w:p>
-    <w:p>
-      <w:pPr>
-        <w:pStyle w:val="BodyText"/>
-      </w:pPr>
-      <w:r>
-        <w:t xml:space="preserve">DOYUN: Доктор Пак, здравствуйте. Я знаю эти клиники в Каннаме. Двенадцать из них работают с гелем Седжин. Мы можем сделать так: каждая пациентка из России получает карточку. По-русски. Название, лот, код, дата. И номер вашей линии.</w:t>
-      </w:r>
-    </w:p>
-    <w:p>
-      <w:pPr>
-        <w:pStyle w:val="BodyText"/>
-      </w:pPr>
-      <w:r>
-        <w:t xml:space="preserve">PAK: Карточку? По-русски? Они согласятся?</w:t>
-      </w:r>
-    </w:p>
-    <w:p>
-      <w:pPr>
-        <w:pStyle w:val="BodyText"/>
-      </w:pPr>
-      <w:r>
-        <w:t xml:space="preserve">DOYUN: Президент Юн поговорит с ними сам. Для них это тоже хорошо. Пациентка вернётся домой — и ей помогут. Им не нужны плохие истории в Instagram на русском языке. Русские пациентки — это треть их иностранцев. Они это знают.</w:t>
-      </w:r>
-    </w:p>
-    <w:p>
-      <w:pPr>
-        <w:pStyle w:val="BodyText"/>
-      </w:pPr>
-      <w:r>
-        <w:t xml:space="preserve">KIRILL: Паспорт процедуры. Код — в нашей системе. «Командировка» увидит его сразу. Если что — мы знаем, что внутри.</w:t>
-      </w:r>
-    </w:p>
-    <w:p>
-      <w:pPr>
-        <w:pStyle w:val="BodyText"/>
-      </w:pPr>
-      <w:r>
-        <w:t xml:space="preserve">PAK: Паспорт процедуры. Это… это то, чего мне не хватало десять лет. Я бы лечила не вслепую.</w:t>
-      </w:r>
-    </w:p>
-    <w:p>
-      <w:pPr>
-        <w:pStyle w:val="BodyText"/>
-      </w:pPr>
-      <w:r>
-        <w:t xml:space="preserve">KIRILL: А если код окажется не Седжин? Подделка?</w:t>
-      </w:r>
-    </w:p>
-    <w:p>
-      <w:pPr>
-        <w:pStyle w:val="BodyText"/>
-      </w:pPr>
-      <w:r>
-        <w:t xml:space="preserve">PAK: Тогда я хотя бы буду знать, что это подделка. Это уже половина лечения.</w:t>
-      </w:r>
-    </w:p>
-    <w:p>
-      <w:pPr>
-        <w:pStyle w:val="BodyText"/>
-      </w:pPr>
-      <w:r>
-        <w:t xml:space="preserve">ALEKSEY: Виктория, у нас условие для партнёров: тренер и дежурный врач. Вы бы согласились? Экзамен у Корниловой.</w:t>
-      </w:r>
-    </w:p>
-    <w:p>
-      <w:pPr>
-        <w:pStyle w:val="BodyText"/>
-      </w:pPr>
-      <w:r>
-        <w:t xml:space="preserve">PAK: Корнилова? Строгая, знаю. Согласна. Но с условием: бесплатный осмотр всех, кто вернулся из Сеула. С паспортом и без.</w:t>
-      </w:r>
-    </w:p>
-    <w:p>
-      <w:pPr>
-        <w:pStyle w:val="BodyText"/>
-      </w:pPr>
-      <w:r>
-        <w:t xml:space="preserve">ALEKSEY: Без паспорта — тоже?</w:t>
-      </w:r>
-    </w:p>
-    <w:p>
-      <w:pPr>
-        <w:pStyle w:val="BodyText"/>
-      </w:pPr>
-      <w:r>
-        <w:t xml:space="preserve">PAK: Тоже. Особенно без. Те, кто без паспорта, — мои. Бабушка бы так сказала.</w:t>
-      </w:r>
-    </w:p>
-    <w:p>
-      <w:pPr>
-        <w:pStyle w:val="BodyText"/>
-      </w:pPr>
-      <w:r>
-        <w:t xml:space="preserve">DOYUN: Доктор Пак, хотите в Сеул? Я покажу клиники. Бабушкин корейский я понимаю. Моя — тоже из деревни.</w:t>
-      </w:r>
-    </w:p>
-    <w:p>
-      <w:pPr>
-        <w:pStyle w:val="BodyText"/>
-      </w:pPr>
-      <w:r>
-        <w:t xml:space="preserve">PAK: Вы понимаете бабушкин корейский? Тогда я прилечу. В апреле. Через два с половиной часа.</w:t>
+        <w:t xml:space="preserve">PAK: Я Виктория Пак, садитесь. Сергей сказал, что вы хотите увидеть Сеул. Вот он: три карточки, и только за эту неделю.</w:t>
+      </w:r>
+    </w:p>
+    <w:p>
+      <w:pPr>
+        <w:pStyle w:val="BodyText"/>
+      </w:pPr>
+      <w:r>
+        <w:t xml:space="preserve">ALEKSEY: Три пациентки, и все они после Сеула?</w:t>
+      </w:r>
+    </w:p>
+    <w:p>
+      <w:pPr>
+        <w:pStyle w:val="BodyText"/>
+      </w:pPr>
+      <w:r>
+        <w:t xml:space="preserve">PAK: Все. У первой уплотнения, у второй асимметрия, а у третьей белое пятно на третий день, но я успела.</w:t>
+      </w:r>
+    </w:p>
+    <w:p>
+      <w:pPr>
+        <w:pStyle w:val="BodyText"/>
+      </w:pPr>
+      <w:r>
+        <w:t xml:space="preserve">KIRILL: А что им кололи? Какой это был гель?</w:t>
+      </w:r>
+    </w:p>
+    <w:p>
+      <w:pPr>
+        <w:pStyle w:val="BodyText"/>
+      </w:pPr>
+      <w:r>
+        <w:t xml:space="preserve">PAK: Они не знают, в том-то и дело. Клиника в Каннаме, переводчик, красивая бумажка на корейском. Названия геля нет, номера лота нет, телефона на случай беды тоже нет. Я лечу вслепую, как в девяностые. Мы называем это «сувениры из Сеула».</w:t>
+      </w:r>
+    </w:p>
+    <w:p>
+      <w:pPr>
+        <w:pStyle w:val="BodyText"/>
+      </w:pPr>
+      <w:r>
+        <w:t xml:space="preserve">ALEKSEY: Они летают туда из-за цены, как говорит Сергей?</w:t>
+      </w:r>
+    </w:p>
+    <w:p>
+      <w:pPr>
+        <w:pStyle w:val="BodyText"/>
+      </w:pPr>
+      <w:r>
+        <w:t xml:space="preserve">PAK: Нет, и это главная ошибка москвичей. Не из-за цены: Сеул не дешевле нас, я проверяла. Они летают за поездкой: шопинг, кафе, фотографии и заодно процедура. Это подарок себе на выходные. Минус десять процентов здесь их не остановят, и даже минус тридцать не остановят.</w:t>
+      </w:r>
+    </w:p>
+    <w:p>
+      <w:pPr>
+        <w:pStyle w:val="BodyText"/>
+      </w:pPr>
+      <w:r>
+        <w:t xml:space="preserve">KIRILL: То есть скидка, которую предлагает Ткач, не работает?</w:t>
+      </w:r>
+    </w:p>
+    <w:p>
+      <w:pPr>
+        <w:pStyle w:val="BodyText"/>
+      </w:pPr>
+      <w:r>
+        <w:t xml:space="preserve">PAK: Скидка не работает. Работает доверие. Если она знает, что ей укололи и куда звонить, пусть летит.</w:t>
+      </w:r>
+    </w:p>
+    <w:p>
+      <w:pPr>
+        <w:pStyle w:val="BodyText"/>
+      </w:pPr>
+      <w:r>
+        <w:t xml:space="preserve">ALEKSEY: Виктория, а вы сами кореянка? Простите, если это слишком личный вопрос.</w:t>
+      </w:r>
+    </w:p>
+    <w:p>
+      <w:pPr>
+        <w:pStyle w:val="BodyText"/>
+      </w:pPr>
+      <w:r>
+        <w:t xml:space="preserve">PAK: Я корё-сарам, то есть русская кореянка. Моя бабушка родилась здесь, в Приморье, а в тридцать седьмом её семью выселили в Узбекистан в товарном вагоне. Ей было шесть лет, и она всю жизнь говорила: «Мы вернёмся к морю». Вернулась я, через шестьдесят лет. Корейский я знаю плохо, потому что бабушкин корейский старый, деревенский, и в Сеуле надо мной смеются.</w:t>
+      </w:r>
+    </w:p>
+    <w:p>
+      <w:pPr>
+        <w:pStyle w:val="BodyText"/>
+      </w:pPr>
+      <w:r>
+        <w:t xml:space="preserve">ALEKSEY: Корея рядом, а вам до неё, получается, далеко.</w:t>
+      </w:r>
+    </w:p>
+    <w:p>
+      <w:pPr>
+        <w:pStyle w:val="BodyText"/>
+      </w:pPr>
+      <w:r>
+        <w:t xml:space="preserve">PAK: По карте рядом, а по жизни по-разному. Как у вас: Москва рядом, а бабушка ваша в Туле далеко?</w:t>
+      </w:r>
+    </w:p>
+    <w:p>
+      <w:pPr>
+        <w:pStyle w:val="BodyText"/>
+      </w:pPr>
+      <w:r>
+        <w:t xml:space="preserve">ALEKSEY: Сто восемьдесят километров, а я не был у неё уже три месяца. Вы правы.</w:t>
+      </w:r>
+    </w:p>
+    <w:p>
+      <w:pPr>
+        <w:pStyle w:val="BodyText"/>
+      </w:pPr>
+      <w:r>
+        <w:t xml:space="preserve">PAK: Три месяца — это долго для бабушки. Поверьте мне, корё-сарам знают.</w:t>
+      </w:r>
+    </w:p>
+    <w:p>
+      <w:pPr>
+        <w:pStyle w:val="BodyText"/>
+      </w:pPr>
+      <w:r>
+        <w:t xml:space="preserve">DOYUN: Лёша, я на связи и всё слышал. Можно я скажу про Каннам?</w:t>
+      </w:r>
+    </w:p>
+    <w:p>
+      <w:pPr>
+        <w:pStyle w:val="BodyText"/>
+      </w:pPr>
+      <w:r>
+        <w:t xml:space="preserve">ALEKSEY: Говори. Это Доюн, наш друг из Седжин, он сейчас в Сеуле.</w:t>
+      </w:r>
+    </w:p>
+    <w:p>
+      <w:pPr>
+        <w:pStyle w:val="BodyText"/>
+      </w:pPr>
+      <w:r>
+        <w:t xml:space="preserve">DOYUN: Доктор Пак, здравствуйте. Я знаю эти клиники в Каннаме, и двенадцать из них работают с гелем Седжин. Мы можем сделать так, чтобы каждая пациентка из России получала карточку на русском: название, лот, код, дату и номер вашей линии.</w:t>
+      </w:r>
+    </w:p>
+    <w:p>
+      <w:pPr>
+        <w:pStyle w:val="BodyText"/>
+      </w:pPr>
+      <w:r>
+        <w:t xml:space="preserve">PAK: Карточку на русском? А они на это согласятся?</w:t>
+      </w:r>
+    </w:p>
+    <w:p>
+      <w:pPr>
+        <w:pStyle w:val="BodyText"/>
+      </w:pPr>
+      <w:r>
+        <w:t xml:space="preserve">DOYUN: Президент Юн поговорит с ними сам. Для них это тоже хорошо, потому что пациентке помогут, когда она вернётся домой. Им не нужны плохие истории в Instagram на русском языке, ведь русские пациентки — это треть их иностранцев, и они это знают.</w:t>
+      </w:r>
+    </w:p>
+    <w:p>
+      <w:pPr>
+        <w:pStyle w:val="BodyText"/>
+      </w:pPr>
+      <w:r>
+        <w:t xml:space="preserve">KIRILL: Это паспорт процедуры! Код будет в нашей системе, и «Командировка» сразу его увидит. Если что-то случится, мы будем знать, что внутри.</w:t>
+      </w:r>
+    </w:p>
+    <w:p>
+      <w:pPr>
+        <w:pStyle w:val="BodyText"/>
+      </w:pPr>
+      <w:r>
+        <w:t xml:space="preserve">PAK: Паспорт процедуры… Это именно то, чего мне не хватало десять лет. Я бы лечила не вслепую.</w:t>
+      </w:r>
+    </w:p>
+    <w:p>
+      <w:pPr>
+        <w:pStyle w:val="BodyText"/>
+      </w:pPr>
+      <w:r>
+        <w:t xml:space="preserve">KIRILL: А если код окажется не Седжин, а подделкой?</w:t>
+      </w:r>
+    </w:p>
+    <w:p>
+      <w:pPr>
+        <w:pStyle w:val="BodyText"/>
+      </w:pPr>
+      <w:r>
+        <w:t xml:space="preserve">PAK: Тогда я хотя бы буду знать, что это подделка, а это уже половина лечения.</w:t>
+      </w:r>
+    </w:p>
+    <w:p>
+      <w:pPr>
+        <w:pStyle w:val="BodyText"/>
+      </w:pPr>
+      <w:r>
+        <w:t xml:space="preserve">ALEKSEY: Виктория, у нас для партнёров есть условие: тренер и дежурный врач, а экзамен у Корниловой. Вы бы согласились?</w:t>
+      </w:r>
+    </w:p>
+    <w:p>
+      <w:pPr>
+        <w:pStyle w:val="BodyText"/>
+      </w:pPr>
+      <w:r>
+        <w:t xml:space="preserve">PAK: Корнилова? Знаю, строгая. Я согласна, но с условием: бесплатный осмотр всех, кто вернулся из Сеула, с паспортом и без.</w:t>
+      </w:r>
+    </w:p>
+    <w:p>
+      <w:pPr>
+        <w:pStyle w:val="BodyText"/>
+      </w:pPr>
+      <w:r>
+        <w:t xml:space="preserve">ALEKSEY: Даже тех, кто без паспорта процедуры?</w:t>
+      </w:r>
+    </w:p>
+    <w:p>
+      <w:pPr>
+        <w:pStyle w:val="BodyText"/>
+      </w:pPr>
+      <w:r>
+        <w:t xml:space="preserve">PAK: Тоже, и особенно тех, кто без него. Те, кто без паспорта, — мои. Бабушка бы так сказала.</w:t>
+      </w:r>
+    </w:p>
+    <w:p>
+      <w:pPr>
+        <w:pStyle w:val="BodyText"/>
+      </w:pPr>
+      <w:r>
+        <w:t xml:space="preserve">DOYUN: Доктор Пак, хотите приехать в Сеул? Я покажу вам клиники. Бабушкин корейский я понимаю, потому что моя бабушка тоже из деревни.</w:t>
+      </w:r>
+    </w:p>
+    <w:p>
+      <w:pPr>
+        <w:pStyle w:val="BodyText"/>
+      </w:pPr>
+      <w:r>
+        <w:t xml:space="preserve">PAK: Вы понимаете бабушкин корейский? Тогда я прилечу в апреле, это ведь всего два с половиной часа.</w:t>
       </w:r>
     </w:p>
     <w:bookmarkEnd w:id="23"/>
@@ -1598,199 +1598,199 @@
         <w:pStyle w:val="FirstParagraph"/>
       </w:pPr>
       <w:r>
-        <w:t xml:space="preserve">TKACH: Крабы. Камчатские. Ешьте руками, тут так принято. Ну? Где ответ? Куда шестьсот рублей?</w:t>
-      </w:r>
-    </w:p>
-    <w:p>
-      <w:pPr>
-        <w:pStyle w:val="BodyText"/>
-      </w:pPr>
-      <w:r>
-        <w:t xml:space="preserve">ALEKSEY: Ответ есть. Не в цену. В три вещи. Первое — дежурный врач, доктор Пак, и её экзамен у Корниловой. Второе — бесплатный осмотр всех, кто вернулся из Сеула. Третье — ваша маржа. Вы её заслужили маршрутом и рефконтейнерами.</w:t>
-      </w:r>
-    </w:p>
-    <w:p>
-      <w:pPr>
-        <w:pStyle w:val="BodyText"/>
-      </w:pPr>
-      <w:r>
-        <w:t xml:space="preserve">TKACH: Бесплатный осмотр? Тех, кто колол не у нас? Это же чужие пациентки.</w:t>
-      </w:r>
-    </w:p>
-    <w:p>
-      <w:pPr>
-        <w:pStyle w:val="BodyText"/>
-      </w:pPr>
-      <w:r>
-        <w:t xml:space="preserve">KIRILL: В Москве линия тоже лечила чужих. Половина денег линии — чужие случаи. Ирина Сергеевна говорит, это наша лучшая реклама.</w:t>
-      </w:r>
-    </w:p>
-    <w:p>
-      <w:pPr>
-        <w:pStyle w:val="BodyText"/>
-      </w:pPr>
-      <w:r>
-        <w:t xml:space="preserve">TKACH: Лучшая реклама. Хм. Её смотрят бесплатно. Она спрашивает: «А что вы колете?» И в следующий раз…</w:t>
-      </w:r>
-    </w:p>
-    <w:p>
-      <w:pPr>
-        <w:pStyle w:val="BodyText"/>
-      </w:pPr>
-      <w:r>
-        <w:t xml:space="preserve">ALEKSEY: И в следующий раз, может быть, она летит в Сеул за шопингом и кафе. А колет — здесь, у Пак. Может быть. Не обязательно, мы не можем её заставить. Но она точно знает, куда идти, когда страшно. Это и есть наш рынок.</w:t>
-      </w:r>
-    </w:p>
-    <w:p>
-      <w:pPr>
-        <w:pStyle w:val="BodyText"/>
-      </w:pPr>
-      <w:r>
-        <w:t xml:space="preserve">TKACH: Мы не конкурируем с Сеулом. Мы его встречаем. Так?</w:t>
-      </w:r>
-    </w:p>
-    <w:p>
-      <w:pPr>
-        <w:pStyle w:val="BodyText"/>
-      </w:pPr>
-      <w:r>
-        <w:t xml:space="preserve">ALEKSEY: Так. В аэропорту. С паспортом процедуры.</w:t>
-      </w:r>
-    </w:p>
-    <w:p>
-      <w:pPr>
-        <w:pStyle w:val="BodyText"/>
-      </w:pPr>
-      <w:r>
-        <w:t xml:space="preserve">TKACH: Мне нравится. Но я скажу честно, раз уж мы едим крабов вместе. Минус десять — это было не для пациенток. Для меня. У меня кредит на два новых рефконтейнера. Я хотел быстрее выйти в плюс. Простите, что прятал это за Сеулом.</w:t>
-      </w:r>
-    </w:p>
-    <w:p>
-      <w:pPr>
-        <w:pStyle w:val="BodyText"/>
-      </w:pPr>
-      <w:r>
-        <w:t xml:space="preserve">IRINA: Это Ирина. У меня полдень. Сергей, шестьсот рублей экономии на шприц. План на первый год — две тысячи шприцев. Это миллион двести. Половину — на линию и осмотры. Половину — вам. Шестьсот тысяч. Без скидки. Без одиннадцати цен. Кредит — быстрее.</w:t>
-      </w:r>
-    </w:p>
-    <w:p>
-      <w:pPr>
-        <w:pStyle w:val="BodyText"/>
-      </w:pPr>
-      <w:r>
-        <w:t xml:space="preserve">TKACH: Шестьсот тысяч. Вы это посчитали во сне?</w:t>
-      </w:r>
-    </w:p>
-    <w:p>
-      <w:pPr>
-        <w:pStyle w:val="BodyText"/>
-      </w:pPr>
-      <w:r>
-        <w:t xml:space="preserve">IRINA: Нет. Я посчитала в четыре утра. Сон — потом.</w:t>
-      </w:r>
-    </w:p>
-    <w:p>
-      <w:pPr>
-        <w:pStyle w:val="BodyText"/>
-      </w:pPr>
-      <w:r>
-        <w:t xml:space="preserve">TKACH: Ирина Сергеевна, вы страшный человек. В хорошем смысле.</w:t>
-      </w:r>
-    </w:p>
-    <w:p>
-      <w:pPr>
-        <w:pStyle w:val="BodyText"/>
-      </w:pPr>
-      <w:r>
-        <w:t xml:space="preserve">OLGA: Я тоже здесь. Документы на прямой ввоз — три месяца. Если Седжин подпишет до марта, первый паром — в июне.</w:t>
-      </w:r>
-    </w:p>
-    <w:p>
-      <w:pPr>
-        <w:pStyle w:val="BodyText"/>
-      </w:pPr>
-      <w:r>
-        <w:t xml:space="preserve">TKACH: Июнь. Корюшка уйдёт. Залив растает. Хорошее время для парома.</w:t>
-      </w:r>
-    </w:p>
-    <w:p>
-      <w:pPr>
-        <w:pStyle w:val="BodyText"/>
-      </w:pPr>
-      <w:r>
-        <w:t xml:space="preserve">DOYUN: Лёша, президент на связи. Через меня. Он слышал про паром.</w:t>
-      </w:r>
-    </w:p>
-    <w:p>
-      <w:pPr>
-        <w:pStyle w:val="BodyText"/>
-      </w:pPr>
-      <w:r>
-        <w:t xml:space="preserve">ALEKSEY: Что он говорит?</w:t>
-      </w:r>
-    </w:p>
-    <w:p>
-      <w:pPr>
-        <w:pStyle w:val="BodyText"/>
-      </w:pPr>
-      <w:r>
-        <w:t xml:space="preserve">DOYUN: Он говорит: «Двадцать лет я отправлял гель на запад. Чтобы он пришёл на восток. Это было глупо. Пусть наш гель идёт в Россию коротким путём. Как люди». И ещё. Он хочет приехать. Не в Москву. Сюда. Посмотреть на залив.</w:t>
-      </w:r>
-    </w:p>
-    <w:p>
-      <w:pPr>
-        <w:pStyle w:val="BodyText"/>
-      </w:pPr>
-      <w:r>
-        <w:t xml:space="preserve">TKACH: Президент Седжин? Во Владивосток? Тогда — крабы за мой счёт.</w:t>
-      </w:r>
-    </w:p>
-    <w:p>
-      <w:pPr>
-        <w:pStyle w:val="BodyText"/>
-      </w:pPr>
-      <w:r>
-        <w:t xml:space="preserve">OLGA: Это не взятка? Крабы?</w:t>
-      </w:r>
-    </w:p>
-    <w:p>
-      <w:pPr>
-        <w:pStyle w:val="BodyText"/>
-      </w:pPr>
-      <w:r>
-        <w:t xml:space="preserve">TKACH: Это Приморье. Здесь крабы — не взятка. Это климат.</w:t>
-      </w:r>
-    </w:p>
-    <w:p>
-      <w:pPr>
-        <w:pStyle w:val="BodyText"/>
-      </w:pPr>
-      <w:r>
-        <w:t xml:space="preserve">KIRILL: Мне в Новосибирске сказали: «Сибиряки кормят». Теперь — «Приморье кормит». Я начинаю понимать карту.</w:t>
-      </w:r>
-    </w:p>
-    <w:p>
-      <w:pPr>
-        <w:pStyle w:val="BodyText"/>
-      </w:pPr>
-      <w:r>
-        <w:t xml:space="preserve">ALEKSEY: Ты понимаешь карту через еду. Это лучший способ. Бабушка бы одобрила.</w:t>
-      </w:r>
-    </w:p>
-    <w:p>
-      <w:pPr>
-        <w:pStyle w:val="BodyText"/>
-      </w:pPr>
-      <w:r>
-        <w:t xml:space="preserve">TKACH: Бабушка? Чья бабушка?</w:t>
-      </w:r>
-    </w:p>
-    <w:p>
-      <w:pPr>
-        <w:pStyle w:val="BodyText"/>
-      </w:pPr>
-      <w:r>
-        <w:t xml:space="preserve">KIRILL: У Алексея Николаевича бабушка — фельдшер. Сорок лет. Её картонка висит у нас над дверью.</w:t>
+        <w:t xml:space="preserve">TKACH: Вот крабы, камчатские, ешьте руками, тут так принято. Ну что? Где ваш ответ, куда пойдут шестьсот рублей?</w:t>
+      </w:r>
+    </w:p>
+    <w:p>
+      <w:pPr>
+        <w:pStyle w:val="BodyText"/>
+      </w:pPr>
+      <w:r>
+        <w:t xml:space="preserve">ALEKSEY: Ответ есть: не в цену, а в три вещи. Первое — дежурный врач, доктор Пак, и её экзамен у Корниловой. Второе — бесплатный осмотр всех, кто вернулся из Сеула. А третье — ваша маржа, потому что вы её заслужили своим маршрутом и рефконтейнерами.</w:t>
+      </w:r>
+    </w:p>
+    <w:p>
+      <w:pPr>
+        <w:pStyle w:val="BodyText"/>
+      </w:pPr>
+      <w:r>
+        <w:t xml:space="preserve">TKACH: Бесплатный осмотр тех, кто колол не у нас? Но это же чужие пациентки.</w:t>
+      </w:r>
+    </w:p>
+    <w:p>
+      <w:pPr>
+        <w:pStyle w:val="BodyText"/>
+      </w:pPr>
+      <w:r>
+        <w:t xml:space="preserve">KIRILL: В Москве линия тоже лечила чужих, и половина денег линии уходит на чужие случаи. Ирина Сергеевна говорит, что это наша лучшая реклама.</w:t>
+      </w:r>
+    </w:p>
+    <w:p>
+      <w:pPr>
+        <w:pStyle w:val="BodyText"/>
+      </w:pPr>
+      <w:r>
+        <w:t xml:space="preserve">TKACH: Лучшая реклама, хм. Её смотрят бесплатно, она спрашивает: «А что вы колете?» И в следующий раз…</w:t>
+      </w:r>
+    </w:p>
+    <w:p>
+      <w:pPr>
+        <w:pStyle w:val="BodyText"/>
+      </w:pPr>
+      <w:r>
+        <w:t xml:space="preserve">ALEKSEY: И в следующий раз, может быть, она полетит в Сеул за шопингом и кафе, а колоть будет здесь, у Пак. Может быть, но не обязательно, потому что заставить её мы не можем. Но она точно будет знать, куда идти, когда страшно. Это и есть наш рынок.</w:t>
+      </w:r>
+    </w:p>
+    <w:p>
+      <w:pPr>
+        <w:pStyle w:val="BodyText"/>
+      </w:pPr>
+      <w:r>
+        <w:t xml:space="preserve">TKACH: То есть мы не конкурируем с Сеулом. Мы его встречаем. Так?</w:t>
+      </w:r>
+    </w:p>
+    <w:p>
+      <w:pPr>
+        <w:pStyle w:val="BodyText"/>
+      </w:pPr>
+      <w:r>
+        <w:t xml:space="preserve">ALEKSEY: Так. Мы встречаем его в аэропорту, с паспортом процедуры.</w:t>
+      </w:r>
+    </w:p>
+    <w:p>
+      <w:pPr>
+        <w:pStyle w:val="BodyText"/>
+      </w:pPr>
+      <w:r>
+        <w:t xml:space="preserve">TKACH: Мне нравится. Но раз уж мы едим крабов вместе, скажу честно: минус десять процентов были не для пациенток, а для меня. У меня кредит на два новых рефконтейнера, и я хотел быстрее выйти в плюс. Простите, что прятал это за Сеулом.</w:t>
+      </w:r>
+    </w:p>
+    <w:p>
+      <w:pPr>
+        <w:pStyle w:val="BodyText"/>
+      </w:pPr>
+      <w:r>
+        <w:t xml:space="preserve">IRINA: Это Ирина, у меня уже полдень. Сергей, экономия шестьсот рублей на шприц, план на первый год две тысячи шприцев, значит, миллион двести. Половина идёт на линию и осмотры, а половина вам, то есть шестьсот тысяч. Без скидки и без одиннадцати цен, а кредит закроете быстрее.</w:t>
+      </w:r>
+    </w:p>
+    <w:p>
+      <w:pPr>
+        <w:pStyle w:val="BodyText"/>
+      </w:pPr>
+      <w:r>
+        <w:t xml:space="preserve">TKACH: Шестьсот тысяч? Вы это что, во сне посчитали?</w:t>
+      </w:r>
+    </w:p>
+    <w:p>
+      <w:pPr>
+        <w:pStyle w:val="BodyText"/>
+      </w:pPr>
+      <w:r>
+        <w:t xml:space="preserve">IRINA: Нет, я посчитала это в четыре утра, а сон будет потом.</w:t>
+      </w:r>
+    </w:p>
+    <w:p>
+      <w:pPr>
+        <w:pStyle w:val="BodyText"/>
+      </w:pPr>
+      <w:r>
+        <w:t xml:space="preserve">TKACH: Ирина Сергеевна, вы страшный человек, но в хорошем смысле этого слова.</w:t>
+      </w:r>
+    </w:p>
+    <w:p>
+      <w:pPr>
+        <w:pStyle w:val="BodyText"/>
+      </w:pPr>
+      <w:r>
+        <w:t xml:space="preserve">OLGA: Я тоже здесь. Документы на прямой ввоз займут три месяца, и если Седжин подпишет до марта, первый паром будет в июне.</w:t>
+      </w:r>
+    </w:p>
+    <w:p>
+      <w:pPr>
+        <w:pStyle w:val="BodyText"/>
+      </w:pPr>
+      <w:r>
+        <w:t xml:space="preserve">TKACH: В июне корюшка уйдёт и залив растает, так что это хорошее время для парома.</w:t>
+      </w:r>
+    </w:p>
+    <w:p>
+      <w:pPr>
+        <w:pStyle w:val="BodyText"/>
+      </w:pPr>
+      <w:r>
+        <w:t xml:space="preserve">DOYUN: Лёша, президент на связи, через меня. Он слышал про паром.</w:t>
+      </w:r>
+    </w:p>
+    <w:p>
+      <w:pPr>
+        <w:pStyle w:val="BodyText"/>
+      </w:pPr>
+      <w:r>
+        <w:t xml:space="preserve">ALEKSEY: И что он говорит, Доюн?</w:t>
+      </w:r>
+    </w:p>
+    <w:p>
+      <w:pPr>
+        <w:pStyle w:val="BodyText"/>
+      </w:pPr>
+      <w:r>
+        <w:t xml:space="preserve">DOYUN: Он говорит: «Двадцать лет я отправлял гель на запад, чтобы он пришёл на восток, и это было глупо. Пусть наш гель идёт в Россию коротким путём, как люди». И ещё он хочет приехать, но не в Москву, а сюда, чтобы посмотреть на залив.</w:t>
+      </w:r>
+    </w:p>
+    <w:p>
+      <w:pPr>
+        <w:pStyle w:val="BodyText"/>
+      </w:pPr>
+      <w:r>
+        <w:t xml:space="preserve">TKACH: Президент Седжин приедет во Владивосток? Тогда крабы будут за мой счёт.</w:t>
+      </w:r>
+    </w:p>
+    <w:p>
+      <w:pPr>
+        <w:pStyle w:val="BodyText"/>
+      </w:pPr>
+      <w:r>
+        <w:t xml:space="preserve">OLGA: Сергей, а это не взятка случайно? Я про крабов.</w:t>
+      </w:r>
+    </w:p>
+    <w:p>
+      <w:pPr>
+        <w:pStyle w:val="BodyText"/>
+      </w:pPr>
+      <w:r>
+        <w:t xml:space="preserve">TKACH: Это Приморье, Ольга Петровна. Здесь крабы — не взятка, а климат.</w:t>
+      </w:r>
+    </w:p>
+    <w:p>
+      <w:pPr>
+        <w:pStyle w:val="BodyText"/>
+      </w:pPr>
+      <w:r>
+        <w:t xml:space="preserve">KIRILL: В Новосибирске мне сказали, что сибиряки кормят, а теперь вот Приморье кормит. Я начинаю понимать карту.</w:t>
+      </w:r>
+    </w:p>
+    <w:p>
+      <w:pPr>
+        <w:pStyle w:val="BodyText"/>
+      </w:pPr>
+      <w:r>
+        <w:t xml:space="preserve">ALEKSEY: Ты понимаешь карту через еду, и это лучший способ. Бабушка бы одобрила.</w:t>
+      </w:r>
+    </w:p>
+    <w:p>
+      <w:pPr>
+        <w:pStyle w:val="BodyText"/>
+      </w:pPr>
+      <w:r>
+        <w:t xml:space="preserve">TKACH: Бабушка? А чья это бабушка, о которой вы говорите?</w:t>
+      </w:r>
+    </w:p>
+    <w:p>
+      <w:pPr>
+        <w:pStyle w:val="BodyText"/>
+      </w:pPr>
+      <w:r>
+        <w:t xml:space="preserve">KIRILL: Бабушка Алексея Николаевича, она сорок лет была фельдшером, и её картонка висит у нас над дверью.</w:t>
       </w:r>
     </w:p>
     <w:bookmarkEnd w:id="24"/>
@@ -1808,119 +1808,119 @@
         <w:pStyle w:val="FirstParagraph"/>
       </w:pPr>
       <w:r>
-        <w:t xml:space="preserve">TKACH: Слышите? Паром из Донхэ. Пришёл. Ваш друг вчера вечером сдал на него коробку. Тестовую.</w:t>
-      </w:r>
-    </w:p>
-    <w:p>
-      <w:pPr>
-        <w:pStyle w:val="BodyText"/>
-      </w:pPr>
-      <w:r>
-        <w:t xml:space="preserve">KIRILL: Доюн? Он был в Донхэ?</w:t>
-      </w:r>
-    </w:p>
-    <w:p>
-      <w:pPr>
-        <w:pStyle w:val="BodyText"/>
-      </w:pPr>
-      <w:r>
-        <w:t xml:space="preserve">DOYUN: Был. По делам. Отправил коробку. Логгер, вода, зимняя схема. Как вы любите. Ночь на пароме.</w:t>
-      </w:r>
-    </w:p>
-    <w:p>
-      <w:pPr>
-        <w:pStyle w:val="BodyText"/>
-      </w:pPr>
-      <w:r>
-        <w:t xml:space="preserve">TKACH: Вот она. Семнадцать часов. Минимум — плюс четыре. Без единой минуты ниже. Подписи — шесть. Корейская, таможенная, моя.</w:t>
-      </w:r>
-    </w:p>
-    <w:p>
-      <w:pPr>
-        <w:pStyle w:val="BodyText"/>
-      </w:pPr>
-      <w:r>
-        <w:t xml:space="preserve">ALEKSEY: Семнадцать часов. Из Москвы — шесть недель.</w:t>
-      </w:r>
-    </w:p>
-    <w:p>
-      <w:pPr>
-        <w:pStyle w:val="BodyText"/>
-      </w:pPr>
-      <w:r>
-        <w:t xml:space="preserve">TKACH: Корея — рядом. Теперь — не метафора, Алексей Николаевич?</w:t>
-      </w:r>
-    </w:p>
-    <w:p>
-      <w:pPr>
-        <w:pStyle w:val="BodyText"/>
-      </w:pPr>
-      <w:r>
-        <w:t xml:space="preserve">ALEKSEY: Теперь — расписание.</w:t>
-      </w:r>
-    </w:p>
-    <w:p>
-      <w:pPr>
-        <w:pStyle w:val="BodyText"/>
-      </w:pPr>
-      <w:r>
-        <w:t xml:space="preserve">KIRILL: Записываю. Отчёт Ирине: «Корея — рядом. Семнадцать часов».</w:t>
-      </w:r>
-    </w:p>
-    <w:p>
-      <w:pPr>
-        <w:pStyle w:val="BodyText"/>
-      </w:pPr>
-      <w:r>
-        <w:t xml:space="preserve">BORIS: Алексей. Ланской. Слышал, вы во Владивостоке. Сколько?</w:t>
-      </w:r>
-    </w:p>
-    <w:p>
-      <w:pPr>
-        <w:pStyle w:val="BodyText"/>
-      </w:pPr>
-      <w:r>
-        <w:t xml:space="preserve">ALEKSEY: Пять, Борис Игоревич. Петербург, Казань, Екатеринбург, Новосибирск, Владивосток. Пять зелёных. Ни одного — за первый день.</w:t>
-      </w:r>
-    </w:p>
-    <w:p>
-      <w:pPr>
-        <w:pStyle w:val="BodyText"/>
-      </w:pPr>
-      <w:r>
-        <w:t xml:space="preserve">BORIS: Пять. За восемь месяцев. Я в девяносто девятом за год сделал семь. Два — потерял. Вы не спешили. Хорошо.</w:t>
-      </w:r>
-    </w:p>
-    <w:p>
-      <w:pPr>
-        <w:pStyle w:val="BodyText"/>
-      </w:pPr>
-      <w:r>
-        <w:t xml:space="preserve">ALEKSEY: Вы сказали: «Страна подождёт». Она подождала.</w:t>
-      </w:r>
-    </w:p>
-    <w:p>
-      <w:pPr>
-        <w:pStyle w:val="BodyText"/>
-      </w:pPr>
-      <w:r>
-        <w:t xml:space="preserve">BORIS: Подождала. А теперь — не страна. Бабушка. Ей в марте восемьдесят восемь. Вы помните?</w:t>
-      </w:r>
-    </w:p>
-    <w:p>
-      <w:pPr>
-        <w:pStyle w:val="BodyText"/>
-      </w:pPr>
-      <w:r>
-        <w:t xml:space="preserve">ALEKSEY: Помню. Я… три месяца не был в Туле.</w:t>
-      </w:r>
-    </w:p>
-    <w:p>
-      <w:pPr>
-        <w:pStyle w:val="BodyText"/>
-      </w:pPr>
-      <w:r>
-        <w:t xml:space="preserve">BORIS: Карта подождёт. Бабушка — нет. Поезжайте. Это не совет инвестора. Это совет человека, который не успел.</w:t>
+        <w:t xml:space="preserve">TKACH: Слышите гудок? Это пришёл паром из Донхэ. Ваш друг вчера вечером сдал на него тестовую коробку.</w:t>
+      </w:r>
+    </w:p>
+    <w:p>
+      <w:pPr>
+        <w:pStyle w:val="BodyText"/>
+      </w:pPr>
+      <w:r>
+        <w:t xml:space="preserve">KIRILL: Доюн? Он что, был в Донхэ?</w:t>
+      </w:r>
+    </w:p>
+    <w:p>
+      <w:pPr>
+        <w:pStyle w:val="BodyText"/>
+      </w:pPr>
+      <w:r>
+        <w:t xml:space="preserve">DOYUN: Был, по делам, и заодно отправил коробку: логгер, вода и зимняя схема, как вы любите. Целую ночь на пароме.</w:t>
+      </w:r>
+    </w:p>
+    <w:p>
+      <w:pPr>
+        <w:pStyle w:val="BodyText"/>
+      </w:pPr>
+      <w:r>
+        <w:t xml:space="preserve">TKACH: Вот она. Семнадцать часов, минимум плюс четыре, без единой минуты ниже. И шесть подписей: корейская, таможенная и моя.</w:t>
+      </w:r>
+    </w:p>
+    <w:p>
+      <w:pPr>
+        <w:pStyle w:val="BodyText"/>
+      </w:pPr>
+      <w:r>
+        <w:t xml:space="preserve">ALEKSEY: Семнадцать часов, а из Москвы шесть недель. Это просто невероятно.</w:t>
+      </w:r>
+    </w:p>
+    <w:p>
+      <w:pPr>
+        <w:pStyle w:val="BodyText"/>
+      </w:pPr>
+      <w:r>
+        <w:t xml:space="preserve">TKACH: Корея — рядом. Теперь это уже не метафора, Алексей Николаевич?</w:t>
+      </w:r>
+    </w:p>
+    <w:p>
+      <w:pPr>
+        <w:pStyle w:val="BodyText"/>
+      </w:pPr>
+      <w:r>
+        <w:t xml:space="preserve">ALEKSEY: Теперь это расписание, Сергей, вы были правы.</w:t>
+      </w:r>
+    </w:p>
+    <w:p>
+      <w:pPr>
+        <w:pStyle w:val="BodyText"/>
+      </w:pPr>
+      <w:r>
+        <w:t xml:space="preserve">KIRILL: Записываю отчёт для Ирины: «Корея — рядом. Семнадцать часов».</w:t>
+      </w:r>
+    </w:p>
+    <w:p>
+      <w:pPr>
+        <w:pStyle w:val="BodyText"/>
+      </w:pPr>
+      <w:r>
+        <w:t xml:space="preserve">BORIS: Алексей, это Ланской. Слышал, что вы во Владивостоке. Ну, сколько у вас теперь?</w:t>
+      </w:r>
+    </w:p>
+    <w:p>
+      <w:pPr>
+        <w:pStyle w:val="BodyText"/>
+      </w:pPr>
+      <w:r>
+        <w:t xml:space="preserve">ALEKSEY: Пять, Борис Игоревич: Петербург, Казань, Екатеринбург, Новосибирск и Владивосток. Пять зелёных булавок, и ни одной за первый день.</w:t>
+      </w:r>
+    </w:p>
+    <w:p>
+      <w:pPr>
+        <w:pStyle w:val="BodyText"/>
+      </w:pPr>
+      <w:r>
+        <w:t xml:space="preserve">BORIS: Пять за восемь месяцев. Я в девяносто девятом за год сделал семь, а два потерял. Вы не спешили, и это хорошо.</w:t>
+      </w:r>
+    </w:p>
+    <w:p>
+      <w:pPr>
+        <w:pStyle w:val="BodyText"/>
+      </w:pPr>
+      <w:r>
+        <w:t xml:space="preserve">ALEKSEY: Вы тогда сказали: «Страна подождёт». И она подождала.</w:t>
+      </w:r>
+    </w:p>
+    <w:p>
+      <w:pPr>
+        <w:pStyle w:val="BodyText"/>
+      </w:pPr>
+      <w:r>
+        <w:t xml:space="preserve">BORIS: Подождала. А теперь речь не о стране, а о бабушке. Ей в марте исполнится восемьдесят восемь, вы помните?</w:t>
+      </w:r>
+    </w:p>
+    <w:p>
+      <w:pPr>
+        <w:pStyle w:val="BodyText"/>
+      </w:pPr>
+      <w:r>
+        <w:t xml:space="preserve">ALEKSEY: Помню. Я… я уже три месяца не был в Туле.</w:t>
+      </w:r>
+    </w:p>
+    <w:p>
+      <w:pPr>
+        <w:pStyle w:val="BodyText"/>
+      </w:pPr>
+      <w:r>
+        <w:t xml:space="preserve">BORIS: Карта подождёт. Бабушка — нет. Поезжайте. Это не совет инвестора, это совет человека, который не успел.</w:t>
       </w:r>
     </w:p>
     <w:p>
@@ -2734,7 +2734,7 @@
         <w:t xml:space="preserve">“</w:t>
       </w:r>
       <w:r>
-        <w:t xml:space="preserve">И в следующий раз, может быть, она летит в Сеул за шопингом и кафе. А колет — здесь, у Пак. Может быть. Не обязательно, мы не можем её заставить. Но она точно знает, куда идти, когда страшно. Это и есть наш рынок.</w:t>
+        <w:t xml:space="preserve">И в следующий раз, может быть, она полетит в Сеул за шопингом и кафе, а колоть будет здесь, у Пак. Может быть, но не обязательно, потому что заставить её мы не можем. Но она точно будет знать, куда идти, когда страшно. Это и есть наш рынок.</w:t>
       </w:r>
       <w:r>
         <w:t xml:space="preserve">”</w:t>
@@ -2814,19 +2814,19 @@
               <w:jc w:val="left"/>
             </w:pPr>
             <w:r>
-              <w:t xml:space="preserve">И в следующий раз, может быть, она летит…</w:t>
-            </w:r>
-          </w:p>
-        </w:tc>
-        <w:tc>
-          <w:tcPr/>
-          <w:p>
-            <w:pPr>
-              <w:pStyle w:val="Compact"/>
-              <w:jc w:val="left"/>
-            </w:pPr>
-            <w:r>
-              <w:t xml:space="preserve">может быть(삽입어)</w:t>
+              <w:t xml:space="preserve">И в следующий раз, может быть, она полетит…</w:t>
+            </w:r>
+          </w:p>
+        </w:tc>
+        <w:tc>
+          <w:tcPr/>
+          <w:p>
+            <w:pPr>
+              <w:pStyle w:val="Compact"/>
+              <w:jc w:val="left"/>
+            </w:pPr>
+            <w:r>
+              <w:t xml:space="preserve">может быть(삽입어) + 완료상 미래</w:t>
             </w:r>
           </w:p>
         </w:tc>
@@ -2852,19 +2852,19 @@
               <w:jc w:val="left"/>
             </w:pPr>
             <w:r>
-              <w:t xml:space="preserve">А колет — здесь, у Пак.</w:t>
-            </w:r>
-          </w:p>
-        </w:tc>
-        <w:tc>
-          <w:tcPr/>
-          <w:p>
-            <w:pPr>
-              <w:pStyle w:val="Compact"/>
-              <w:jc w:val="left"/>
-            </w:pPr>
-            <w:r>
-              <w:t xml:space="preserve">а + 대시 생략</w:t>
+              <w:t xml:space="preserve">…а колоть будет здесь, у Пак.</w:t>
+            </w:r>
+          </w:p>
+        </w:tc>
+        <w:tc>
+          <w:tcPr/>
+          <w:p>
+            <w:pPr>
+              <w:pStyle w:val="Compact"/>
+              <w:jc w:val="left"/>
+            </w:pPr>
+            <w:r>
+              <w:t xml:space="preserve">а + 불완료상 미래(будет + 원형)</w:t>
             </w:r>
           </w:p>
         </w:tc>
@@ -2890,19 +2890,19 @@
               <w:jc w:val="left"/>
             </w:pPr>
             <w:r>
-              <w:t xml:space="preserve">Может быть. Не обязательно, мы не можем её заставить.</w:t>
-            </w:r>
-          </w:p>
-        </w:tc>
-        <w:tc>
-          <w:tcPr/>
-          <w:p>
-            <w:pPr>
-              <w:pStyle w:val="Compact"/>
-              <w:jc w:val="left"/>
-            </w:pPr>
-            <w:r>
-              <w:t xml:space="preserve">기대 낮추기</w:t>
+              <w:t xml:space="preserve">Может быть, но не обязательно, потому что заставить её мы не можем.</w:t>
+            </w:r>
+          </w:p>
+        </w:tc>
+        <w:tc>
+          <w:tcPr/>
+          <w:p>
+            <w:pPr>
+              <w:pStyle w:val="Compact"/>
+              <w:jc w:val="left"/>
+            </w:pPr>
+            <w:r>
+              <w:t xml:space="preserve">기대 낮추기 + 이유</w:t>
             </w:r>
           </w:p>
         </w:tc>
@@ -2928,7 +2928,7 @@
               <w:jc w:val="left"/>
             </w:pPr>
             <w:r>
-              <w:t xml:space="preserve">Но она точно знает, куда идти, когда страшно.</w:t>
+              <w:t xml:space="preserve">Но она точно будет знать, куда идти, когда страшно.</w:t>
             </w:r>
           </w:p>
         </w:tc>
@@ -3002,7 +3002,7 @@
         <w:t xml:space="preserve">“</w:t>
       </w:r>
       <w:r>
-        <w:t xml:space="preserve">Может быть, … А … — здесь. Не обязательно… Но … точно знает, куда…, когда… Это и есть…</w:t>
+        <w:t xml:space="preserve">И в следующий раз, может быть, …, а … будет здесь. Может быть, но не обязательно, потому что… Но … точно будет знать, куда…, когда… Это и есть…</w:t>
       </w:r>
       <w:r>
         <w:t xml:space="preserve">”</w:t>
@@ -3021,7 +3021,7 @@
         <w:t xml:space="preserve"> </w:t>
       </w:r>
       <w:r>
-        <w:t xml:space="preserve">может быть · не обязательно · но · и есть</w:t>
+        <w:t xml:space="preserve">может быть · а · не обязательно · потому что · но · и есть</w:t>
       </w:r>
       <w:r>
         <w:t xml:space="preserve"> </w:t>
@@ -3052,7 +3052,7 @@
         <w:t xml:space="preserve">”</w:t>
       </w:r>
       <w:r>
-        <w:t xml:space="preserve">로 고객을 지키는 방법을 30~40단어로 설명하기(기대를 낮추는 말 포함).</w:t>
+        <w:t xml:space="preserve">로 고객을 지키는 방법을 35~60단어로 설명하기(기대를 낮추는 말 포함).</w:t>
       </w:r>
     </w:p>
     <w:bookmarkEnd w:id="30"/>
@@ -3502,119 +3502,119 @@
         <w:pStyle w:val="FirstParagraph"/>
       </w:pPr>
       <w:r>
-        <w:t xml:space="preserve">트카치: 알렉세이 니콜라예비치? 트카치. 세르게이. 지도의 끝에 오신 걸 환영합니다. 아니면 시작에 — 어디서 보느냐에 따라.</w:t>
-      </w:r>
-    </w:p>
-    <w:p>
-      <w:pPr>
-        <w:pStyle w:val="BodyText"/>
-      </w:pPr>
-      <w:r>
-        <w:t xml:space="preserve">알렉세이: 세르게이, 안녕하세요. 비행 아홉 시간. 벌써 다른 나라인 줄 알았어요.</w:t>
-      </w:r>
-    </w:p>
-    <w:p>
-      <w:pPr>
-        <w:pStyle w:val="BodyText"/>
-      </w:pPr>
-      <w:r>
-        <w:t xml:space="preserve">트카치: 나라는 같아요. 시계가 다르죠. 여긴 지금 아침 9시. 모스크바는 — 새벽 2시. 그쪽 사람들은 자요.</w:t>
-      </w:r>
-    </w:p>
-    <w:p>
-      <w:pPr>
-        <w:pStyle w:val="BodyText"/>
-      </w:pPr>
-      <w:r>
-        <w:t xml:space="preserve">키릴: 이리나 세르게예브나는 안 자요. 모스크바 시간 8시까지 보고서를 기다린대요.</w:t>
-      </w:r>
-    </w:p>
-    <w:p>
-      <w:pPr>
-        <w:pStyle w:val="BodyText"/>
-      </w:pPr>
-      <w:r>
-        <w:t xml:space="preserve">트카치: 그럼 여기 시간으로 오후 3시. 충분해요. 아래를 보세요. 만. 얼었어요. 얼음 위 점들 보여요?</w:t>
-      </w:r>
-    </w:p>
-    <w:p>
-      <w:pPr>
-        <w:pStyle w:val="BodyText"/>
-      </w:pPr>
-      <w:r>
-        <w:t xml:space="preserve">키릴: 사람이에요? 얼음 위에 그냥? 뭐 하는 거예요?</w:t>
-      </w:r>
-    </w:p>
-    <w:p>
-      <w:pPr>
-        <w:pStyle w:val="BodyText"/>
-      </w:pPr>
-      <w:r>
-        <w:t xml:space="preserve">트카치: 낚시요. 바다빙어. 2월 내내. 이게 블라디보스토크예요. 여기선 겨울에도 사람들이 바다를 봐요.</w:t>
-      </w:r>
-    </w:p>
-    <w:p>
-      <w:pPr>
-        <w:pStyle w:val="BodyText"/>
-      </w:pPr>
-      <w:r>
-        <w:t xml:space="preserve">알렉세이: 아름답네요. 다리, 만, 언덕. 잡지 같아요.</w:t>
-      </w:r>
-    </w:p>
-    <w:p>
-      <w:pPr>
-        <w:pStyle w:val="BodyText"/>
-      </w:pPr>
-      <w:r>
-        <w:t xml:space="preserve">트카치: 이제 돌아서 보세요. 저쪽, 남서쪽. 뭐가 있어요?</w:t>
-      </w:r>
-    </w:p>
-    <w:p>
-      <w:pPr>
-        <w:pStyle w:val="BodyText"/>
-      </w:pPr>
-      <w:r>
-        <w:t xml:space="preserve">키릴: 언덕. 하늘. 다른 건 안 보여요.</w:t>
-      </w:r>
-    </w:p>
-    <w:p>
-      <w:pPr>
-        <w:pStyle w:val="BodyText"/>
-      </w:pPr>
-      <w:r>
-        <w:t xml:space="preserve">트카치: 저기가 한국이에요. 서울 — 비행기로 두 시간 반. 모스크바 — 아홉 시간. 부산 — 페리로 하룻밤. 한국은 — 가까워요.</w:t>
-      </w:r>
-    </w:p>
-    <w:p>
-      <w:pPr>
-        <w:pStyle w:val="BodyText"/>
-      </w:pPr>
-      <w:r>
-        <w:t xml:space="preserve">알렉세이: 한국은 — 가깝다. 그렇게 써 보내셨죠. 비유인 줄 알았어요.</w:t>
-      </w:r>
-    </w:p>
-    <w:p>
-      <w:pPr>
-        <w:pStyle w:val="BodyText"/>
-      </w:pPr>
-      <w:r>
-        <w:t xml:space="preserve">트카치: 여기선 비유가 아니에요. 시간표예요. 내 아내는 화장품 사러 서울에 가요. 주말에.</w:t>
-      </w:r>
-    </w:p>
-    <w:p>
-      <w:pPr>
-        <w:pStyle w:val="BodyText"/>
-      </w:pPr>
-      <w:r>
-        <w:t xml:space="preserve">키릴: 주말에요? 모스크바 근교 다차 가듯이요?</w:t>
-      </w:r>
-    </w:p>
-    <w:p>
-      <w:pPr>
-        <w:pStyle w:val="BodyText"/>
-      </w:pPr>
-      <w:r>
-        <w:t xml:space="preserve">트카치: 그보다 가까워요. 그리고 싸고요. 항구로 가요. 내가 20년 동안 바다에서 냉기를 어떻게 지켰는지 보여 드릴게요.</w:t>
+        <w:t xml:space="preserve">트카치: 알렉세이 니콜라예비치? 트카치, 세르게이예요. 지도의 끝에 오신 걸 환영해요. 어디서 보느냐에 따라 지도의 시작이기도 하죠.</w:t>
+      </w:r>
+    </w:p>
+    <w:p>
+      <w:pPr>
+        <w:pStyle w:val="BodyText"/>
+      </w:pPr>
+      <w:r>
+        <w:t xml:space="preserve">알렉세이: 세르게이, 안녕하세요. 아홉 시간을 날아와서, 벌써 다른 나라인 줄 알았어요.</w:t>
+      </w:r>
+    </w:p>
+    <w:p>
+      <w:pPr>
+        <w:pStyle w:val="BodyText"/>
+      </w:pPr>
+      <w:r>
+        <w:t xml:space="preserve">트카치: 나라는 같고 시계만 달라요. 여긴 지금 아침 9시고 모스크바는 새벽 2시라, 그쪽 사람들은 다 자고 있어요.</w:t>
+      </w:r>
+    </w:p>
+    <w:p>
+      <w:pPr>
+        <w:pStyle w:val="BodyText"/>
+      </w:pPr>
+      <w:r>
+        <w:t xml:space="preserve">키릴: 이리나 세르게예브나는 안 주무세요. 모스크바 시간 아침 8시까지 보고서를 기다린다고 쓰셨어요.</w:t>
+      </w:r>
+    </w:p>
+    <w:p>
+      <w:pPr>
+        <w:pStyle w:val="BodyText"/>
+      </w:pPr>
+      <w:r>
+        <w:t xml:space="preserve">트카치: 그럼 여기 시간으로 오후 3시까지니까 충분해요. 아래를 보세요. 만이 얼었어요. 얼음 위에 점들 보여요?</w:t>
+      </w:r>
+    </w:p>
+    <w:p>
+      <w:pPr>
+        <w:pStyle w:val="BodyText"/>
+      </w:pPr>
+      <w:r>
+        <w:t xml:space="preserve">키릴: 사람들이에요? 얼음 바로 위에요? 거기서 뭘 해요?</w:t>
+      </w:r>
+    </w:p>
+    <w:p>
+      <w:pPr>
+        <w:pStyle w:val="BodyText"/>
+      </w:pPr>
+      <w:r>
+        <w:t xml:space="preserve">트카치: 빙어를 낚아요, 2월 내내요. 이게 블라디보스토크예요. 여기선 겨울에도 사람들이 바다를 봐요.</w:t>
+      </w:r>
+    </w:p>
+    <w:p>
+      <w:pPr>
+        <w:pStyle w:val="BodyText"/>
+      </w:pPr>
+      <w:r>
+        <w:t xml:space="preserve">알렉세이: 정말 아름답네요. 다리, 만, 언덕들, 꼭 잡지 사진 같아요.</w:t>
+      </w:r>
+    </w:p>
+    <w:p>
+      <w:pPr>
+        <w:pStyle w:val="BodyText"/>
+      </w:pPr>
+      <w:r>
+        <w:t xml:space="preserve">트카치: 이제 저쪽, 남서쪽으로 돌아보세요. 거기 뭐가 보여요?</w:t>
+      </w:r>
+    </w:p>
+    <w:p>
+      <w:pPr>
+        <w:pStyle w:val="BodyText"/>
+      </w:pPr>
+      <w:r>
+        <w:t xml:space="preserve">키릴: 솔직히 언덕과 하늘 말고는 아무것도 안 보여요.</w:t>
+      </w:r>
+    </w:p>
+    <w:p>
+      <w:pPr>
+        <w:pStyle w:val="BodyText"/>
+      </w:pPr>
+      <w:r>
+        <w:t xml:space="preserve">트카치: 저기가 한국이에요. 서울은 비행기로 두 시간 반, 모스크바는 아홉 시간, 부산은 페리로 하룻밤이에요. 한국은 가까워요.</w:t>
+      </w:r>
+    </w:p>
+    <w:p>
+      <w:pPr>
+        <w:pStyle w:val="BodyText"/>
+      </w:pPr>
+      <w:r>
+        <w:t xml:space="preserve">알렉세이: 「한국은 가깝다」, 그렇게 써 보내셨죠. 그땐 비유인 줄 알았어요.</w:t>
+      </w:r>
+    </w:p>
+    <w:p>
+      <w:pPr>
+        <w:pStyle w:val="BodyText"/>
+      </w:pPr>
+      <w:r>
+        <w:t xml:space="preserve">트카치: 여기선 그건 비유가 아니에요. 시간표예요. 제 아내는 주말에 그냥 화장품 사러 서울에 가요.</w:t>
+      </w:r>
+    </w:p>
+    <w:p>
+      <w:pPr>
+        <w:pStyle w:val="BodyText"/>
+      </w:pPr>
+      <w:r>
+        <w:t xml:space="preserve">키릴: 주말에요? 우리가 모스크바 근교 다차에 가는 것처럼요?</w:t>
+      </w:r>
+    </w:p>
+    <w:p>
+      <w:pPr>
+        <w:pStyle w:val="BodyText"/>
+      </w:pPr>
+      <w:r>
+        <w:t xml:space="preserve">트카치: 그보다 더 가깝고 싸요. 항구로 가죠. 20년 동안 바다에서 냉기를 어떻게 지켰는지 보여 드릴게요.</w:t>
       </w:r>
     </w:p>
     <w:bookmarkEnd w:id="33"/>
@@ -3632,127 +3632,127 @@
         <w:pStyle w:val="FirstParagraph"/>
       </w:pPr>
       <w:r>
-        <w:t xml:space="preserve">키릴: 이게 냉동 컨테이너예요? 집 같네요. 콘센트까지.</w:t>
-      </w:r>
-    </w:p>
-    <w:p>
-      <w:pPr>
-        <w:pStyle w:val="BodyText"/>
-      </w:pPr>
-      <w:r>
-        <w:t xml:space="preserve">트카치: 네. 냉동 컨테이너. 40피트. 자체 엔진, 자체 센서. 위성이 10분마다 온도를 보내요.</w:t>
-      </w:r>
-    </w:p>
-    <w:p>
-      <w:pPr>
-        <w:pStyle w:val="BodyText"/>
-      </w:pPr>
-      <w:r>
-        <w:t xml:space="preserve">키릴: 10분마다요? 우리 상자의 로거는 1분마다 기록해요. 그런데 우린 끝에 가서야 봐요.</w:t>
-      </w:r>
-    </w:p>
-    <w:p>
-      <w:pPr>
-        <w:pStyle w:val="BodyText"/>
-      </w:pPr>
-      <w:r>
-        <w:t xml:space="preserve">트카치: 난 바로 봐요. 해운 물류 20년. 생선, 백신, 일본 약. 바다에선 「끝에 가서 보자」가 안 돼요: 끝이면 이미 늦고, 해안까진 사흘이에요. 바다는 항구에서만 일지를 보는 사람을 용서하지 않아요.</w:t>
-      </w:r>
-    </w:p>
-    <w:p>
-      <w:pPr>
-        <w:pStyle w:val="BodyText"/>
-      </w:pPr>
-      <w:r>
-        <w:t xml:space="preserve">알렉세이: 왜 바다를 떠나 의료로 오셨어요?</w:t>
-      </w:r>
-    </w:p>
-    <w:p>
-      <w:pPr>
-        <w:pStyle w:val="BodyText"/>
-      </w:pPr>
-      <w:r>
-        <w:t xml:space="preserve">트카치: 5년 전. 아버지가 돌아가셨어요. 선장이셨죠. 마지막 몇 년은 — 투석. 약이 모스크바에서 왔어요. 2주. 가끔은 미지근하게. 생각했죠: 일본 — 이틀, 한국 — 하루. 왜 모스크바에서? 그래서 「티히 베레크 메드」를 열었어요.</w:t>
-      </w:r>
-    </w:p>
-    <w:p>
-      <w:pPr>
-        <w:pStyle w:val="BodyText"/>
-      </w:pPr>
-      <w:r>
-        <w:t xml:space="preserve">키릴: 티히 베레크(고요한 해안). 예쁘네요. 영어로는 — Pacific coast?</w:t>
-      </w:r>
-    </w:p>
-    <w:p>
-      <w:pPr>
-        <w:pStyle w:val="BodyText"/>
-      </w:pPr>
-      <w:r>
-        <w:t xml:space="preserve">트카치: 맞아요. 클리닉 110곳. 연해주, 하바롭스크, 사할린. 일지는 — 여기. 첫날부터. 위성 기록과 종이.</w:t>
-      </w:r>
-    </w:p>
-    <w:p>
-      <w:pPr>
-        <w:pStyle w:val="BodyText"/>
-      </w:pPr>
-      <w:r>
-        <w:t xml:space="preserve">알렉세이: 110곳. 우리 모스크바 전체보다 많네요.</w:t>
-      </w:r>
-    </w:p>
-    <w:p>
-      <w:pPr>
-        <w:pStyle w:val="BodyText"/>
-      </w:pPr>
-      <w:r>
-        <w:t xml:space="preserve">이리나: 이리나예요. 연결돼 있어요, 여긴 새벽 4시. 세르게이, 작년 11월 볼 수 있을까요? 아무 컨테이너나.</w:t>
-      </w:r>
-    </w:p>
-    <w:p>
-      <w:pPr>
-        <w:pStyle w:val="BodyText"/>
-      </w:pPr>
-      <w:r>
-        <w:t xml:space="preserve">트카치: 보세요. 11월. 부산발 컨테이너. 폭풍, 정박지에서 18시간. 안은 — 영상 5도. 정확히.</w:t>
-      </w:r>
-    </w:p>
-    <w:p>
-      <w:pPr>
-        <w:pStyle w:val="BodyText"/>
-      </w:pPr>
-      <w:r>
-        <w:t xml:space="preserve">키릴: 폭풍 속에 18시간요? 엔진은요?</w:t>
-      </w:r>
-    </w:p>
-    <w:p>
-      <w:pPr>
-        <w:pStyle w:val="BodyText"/>
-      </w:pPr>
-      <w:r>
-        <w:t xml:space="preserve">트카치: 엔진은 — 디젤로. 내가 직접 무전을 지켰어요. 밤새.</w:t>
-      </w:r>
-    </w:p>
-    <w:p>
-      <w:pPr>
-        <w:pStyle w:val="BodyText"/>
-      </w:pPr>
-      <w:r>
-        <w:t xml:space="preserve">이리나: 정확하네요. 보여요. 좋아요. 이제 자도 되겠어요.</w:t>
-      </w:r>
-    </w:p>
-    <w:p>
-      <w:pPr>
-        <w:pStyle w:val="BodyText"/>
-      </w:pPr>
-      <w:r>
-        <w:t xml:space="preserve">트카치: 아직 주무시지 마세요. 제안이 있어요. 지금 당신들 젤은 이렇게 와요: 원주, 부산, 바다, 페테르부르크, 포돌스크. 그다음 비행기로 여기로. 갔다 오는 데 9천 킬로미터씩. 6주. 그런데 만약 — 부산, 페리, 블라디보스토크라면? 하루. 모스크바 없이.</w:t>
-      </w:r>
-    </w:p>
-    <w:p>
-      <w:pPr>
-        <w:pStyle w:val="BodyText"/>
-      </w:pPr>
-      <w:r>
-        <w:t xml:space="preserve">올가: 올가예요. 나도 안 자요. 등록증은 — 연방 단위예요. 어느 세관으로든 수입할 수 있어요.</w:t>
+        <w:t xml:space="preserve">키릴: 이게 바로 냉동 컨테이너예요? 작은 집 같네요, 콘센트만 달린.</w:t>
+      </w:r>
+    </w:p>
+    <w:p>
+      <w:pPr>
+        <w:pStyle w:val="BodyText"/>
+      </w:pPr>
+      <w:r>
+        <w:t xml:space="preserve">트카치: 네, 이게 40피트 냉동 컨테이너예요. 자체 모터와 센서가 있고, 위성이 10분마다 온도를 보내요.</w:t>
+      </w:r>
+    </w:p>
+    <w:p>
+      <w:pPr>
+        <w:pStyle w:val="BodyText"/>
+      </w:pPr>
+      <w:r>
+        <w:t xml:space="preserve">키릴: 10분마다요? 우리 상자 로거는 1분마다 기록하는데, 데이터는 끝에 가서야 봐요.</w:t>
+      </w:r>
+    </w:p>
+    <w:p>
+      <w:pPr>
+        <w:pStyle w:val="BodyText"/>
+      </w:pPr>
+      <w:r>
+        <w:t xml:space="preserve">트카치: 나는 바로바로 봐요. 해운 물류에서 20년 일했어요. 생선, 백신, 일본 약. 바다에선 「끝에 가서 본다」가 안 돼요. 끝에 가면 이미 늦고, 해안까진 사흘이니까요. 바다는 항구에서만 일지를 보는 사람을 용서하지 않아요.</w:t>
+      </w:r>
+    </w:p>
+    <w:p>
+      <w:pPr>
+        <w:pStyle w:val="BodyText"/>
+      </w:pPr>
+      <w:r>
+        <w:t xml:space="preserve">알렉세이: 비밀이 아니라면, 왜 바다를 떠나 의료로 오셨어요?</w:t>
+      </w:r>
+    </w:p>
+    <w:p>
+      <w:pPr>
+        <w:pStyle w:val="BodyText"/>
+      </w:pPr>
+      <w:r>
+        <w:t xml:space="preserve">트카치: 5년 전 아버지가 돌아가셨어요. 선장이셨는데 마지막 몇 년은 투석을 받으셨죠. 약이 모스크바에서 2주 걸려 왔고, 가끔은 미지근하게 왔어요. 일본은 이틀, 한국은 하루인데 왜 모스크바에서 오나 싶었어요. 그래서 「티히 베레크 메드」를 열었어요.</w:t>
+      </w:r>
+    </w:p>
+    <w:p>
+      <w:pPr>
+        <w:pStyle w:val="BodyText"/>
+      </w:pPr>
+      <w:r>
+        <w:t xml:space="preserve">키릴: 「조용한 해안」, 이름 예쁘네요. 영어로는 Pacific coast죠?</w:t>
+      </w:r>
+    </w:p>
+    <w:p>
+      <w:pPr>
+        <w:pStyle w:val="BodyText"/>
+      </w:pPr>
+      <w:r>
+        <w:t xml:space="preserve">트카치: 맞아요. 연해주, 하바롭스크, 사할린에 클리닉 110곳이 있어요. 그리고 이게 첫날부터 쓴 위성 일지와 종이 일지예요.</w:t>
+      </w:r>
+    </w:p>
+    <w:p>
+      <w:pPr>
+        <w:pStyle w:val="BodyText"/>
+      </w:pPr>
+      <w:r>
+        <w:t xml:space="preserve">알렉세이: 클리닉 110곳이면 우리 모스크바 전체보다 많네요.</w:t>
+      </w:r>
+    </w:p>
+    <w:p>
+      <w:pPr>
+        <w:pStyle w:val="BodyText"/>
+      </w:pPr>
+      <w:r>
+        <w:t xml:space="preserve">이리나: 이리나예요, 연결돼 있고 여긴 새벽 4시예요. 세르게이, 작년 11월 걸 볼 수 있을까요? 아무 컨테이너나 골라 주세요.</w:t>
+      </w:r>
+    </w:p>
+    <w:p>
+      <w:pPr>
+        <w:pStyle w:val="BodyText"/>
+      </w:pPr>
+      <w:r>
+        <w:t xml:space="preserve">트카치: 여기요. 11월, 부산발 컨테이너예요. 폭풍이 와서 18시간 정박해 있었는데, 안은 정확히 영상 5도였어요.</w:t>
+      </w:r>
+    </w:p>
+    <w:p>
+      <w:pPr>
+        <w:pStyle w:val="BodyText"/>
+      </w:pPr>
+      <w:r>
+        <w:t xml:space="preserve">키릴: 폭풍 속에서 18시간이요? 그동안 모터는요?</w:t>
+      </w:r>
+    </w:p>
+    <w:p>
+      <w:pPr>
+        <w:pStyle w:val="BodyText"/>
+      </w:pPr>
+      <w:r>
+        <w:t xml:space="preserve">트카치: 모터는 디젤로 돌았고, 저는 밤새 아침까지 직접 통신을 지켰어요.</w:t>
+      </w:r>
+    </w:p>
+    <w:p>
+      <w:pPr>
+        <w:pStyle w:val="BodyText"/>
+      </w:pPr>
+      <w:r>
+        <w:t xml:space="preserve">이리나: 정확히 영상 5도, 보이네요. 좋아요, 이제 자도 되겠어요.</w:t>
+      </w:r>
+    </w:p>
+    <w:p>
+      <w:pPr>
+        <w:pStyle w:val="BodyText"/>
+      </w:pPr>
+      <w:r>
+        <w:t xml:space="preserve">트카치: 아직 주무시지 마세요, 제안이 있어요. 지금 당신들 젤은 원주, 부산, 바다, 페테르부르크, 포돌스크를 거쳐 비행기로 여기 와요. 가는 데 9천 킬로미터, 오는 데 9천 킬로미터, 다 해서 6주예요. 그런데 부산, 페리, 블라디보스토크로 하면요? 하루예요, 모스크바 없이요.</w:t>
+      </w:r>
+    </w:p>
+    <w:p>
+      <w:pPr>
+        <w:pStyle w:val="BodyText"/>
+      </w:pPr>
+      <w:r>
+        <w:t xml:space="preserve">올가: 올가예요, 저도 안 자요. 등록증이 연방 단위라서 어느 세관으로든 수입할 수 있어요.</w:t>
       </w:r>
     </w:p>
     <w:p>
@@ -3768,143 +3768,143 @@
         <w:pStyle w:val="BodyText"/>
       </w:pPr>
       <w:r>
-        <w:t xml:space="preserve">올가: 보관 면허요. 있으세요?</w:t>
-      </w:r>
-    </w:p>
-    <w:p>
-      <w:pPr>
-        <w:pStyle w:val="BodyText"/>
-      </w:pPr>
-      <w:r>
-        <w:t xml:space="preserve">트카치: 있어요. 2020년부터. 오늘 보내 드릴게요.</w:t>
-      </w:r>
-    </w:p>
-    <w:p>
-      <w:pPr>
-        <w:pStyle w:val="BodyText"/>
-      </w:pPr>
-      <w:r>
-        <w:t xml:space="preserve">올가: 그리고 별도 수입은 — 세진의 별도 서류예요. 별도 공급 계약. 서류 작업 석 달.</w:t>
-      </w:r>
-    </w:p>
-    <w:p>
-      <w:pPr>
-        <w:pStyle w:val="BodyText"/>
-      </w:pPr>
-      <w:r>
-        <w:t xml:space="preserve">트카치: 서류 석 달이 — 매 배송분마다 6주보다 짧아요. 매번.</w:t>
-      </w:r>
-    </w:p>
-    <w:p>
-      <w:pPr>
-        <w:pStyle w:val="BodyText"/>
-      </w:pPr>
-      <w:r>
-        <w:t xml:space="preserve">이리나: 말씀하시는 동안 계산했어요. 직항로는 주사기당 약 600루블을 아껴요. 모스크바발 비행기가 비싸서요.</w:t>
-      </w:r>
-    </w:p>
-    <w:p>
-      <w:pPr>
-        <w:pStyle w:val="BodyText"/>
-      </w:pPr>
-      <w:r>
-        <w:t xml:space="preserve">트카치: 600. 그렇죠. 그리고 이제 핵심. 극동 가격. 마이너스 10퍼센트. 우린 회색 시장과 경쟁하는 게 아니에요. 서울과 경쟁해요. 여자들이 주말에 거기 날아가서 — 거기서 맞아요. 한국은 가깝다니까요, 아시겠어요?</w:t>
-      </w:r>
-    </w:p>
-    <w:p>
-      <w:pPr>
-        <w:pStyle w:val="BodyText"/>
-      </w:pPr>
-      <w:r>
-        <w:t xml:space="preserve">알렉세이: 알아요, 세르게이. 하지만 의사 가격은 — 하나예요. 전국에서. 우리 규칙이에요.</w:t>
-      </w:r>
-    </w:p>
-    <w:p>
-      <w:pPr>
-        <w:pStyle w:val="BodyText"/>
-      </w:pPr>
-      <w:r>
-        <w:t xml:space="preserve">트카치: 그 규칙은 — 모스크바 거예요. 여긴 모스크바가 아니에요. 여긴 — 서울이 코앞이에요.</w:t>
-      </w:r>
-    </w:p>
-    <w:p>
-      <w:pPr>
-        <w:pStyle w:val="BodyText"/>
-      </w:pPr>
-      <w:r>
-        <w:t xml:space="preserve">알렉세이: 시베리아에서도 같은 말을 들었어요. 「시베리아는 모스크바가 아니다」. 우랄에서도. 지역마다 가격이 다르면 — 1년 뒤 우린 가격이 열한 개가 돼요. 그리고 그 사이에 회색 시장이 열한 개.</w:t>
-      </w:r>
-    </w:p>
-    <w:p>
-      <w:pPr>
-        <w:pStyle w:val="BodyText"/>
-      </w:pPr>
-      <w:r>
-        <w:t xml:space="preserve">트카치: 시간대 열한 개. 가격 열한 개. 듣기엔 멋지네요.</w:t>
-      </w:r>
-    </w:p>
-    <w:p>
-      <w:pPr>
-        <w:pStyle w:val="BodyText"/>
-      </w:pPr>
-      <w:r>
-        <w:t xml:space="preserve">이리나: 듣기엔 멋지죠. 계산하면 끔찍해요. 세르게이, 감사인으로서 말씀드리는 거예요.</w:t>
-      </w:r>
-    </w:p>
-    <w:p>
-      <w:pPr>
-        <w:pStyle w:val="BodyText"/>
-      </w:pPr>
-      <w:r>
-        <w:t xml:space="preserve">트카치: 좋아요. 그럼 서울을 어떻게 해야 하는지 말해 줘요. 숫자 말고. 말로.</w:t>
-      </w:r>
-    </w:p>
-    <w:p>
-      <w:pPr>
-        <w:pStyle w:val="BodyText"/>
-      </w:pPr>
-      <w:r>
-        <w:t xml:space="preserve">알렉세이: 몰라요. 아직은. 여기 온 첫날이에요. 블라디보스토크 안의 서울을 보여 주세요.</w:t>
-      </w:r>
-    </w:p>
-    <w:p>
-      <w:pPr>
-        <w:pStyle w:val="BodyText"/>
-      </w:pPr>
-      <w:r>
-        <w:t xml:space="preserve">트카치: 보여 드리죠. 3시에. 박 원장 클리닉. 그분이 서울을 보여 줄 거예요. 거울 속에서. 얼굴들에서.</w:t>
-      </w:r>
-    </w:p>
-    <w:p>
-      <w:pPr>
-        <w:pStyle w:val="BodyText"/>
-      </w:pPr>
-      <w:r>
-        <w:t xml:space="preserve">키릴: 세르게이, 그럼 아낀 600루블은 — 어디로 가요? 가격이 아니라면?</w:t>
-      </w:r>
-    </w:p>
-    <w:p>
-      <w:pPr>
-        <w:pStyle w:val="BodyText"/>
-      </w:pPr>
-      <w:r>
-        <w:t xml:space="preserve">트카치: 좋은 질문이에요, 젊은이. 그게 바로 내 질문이에요. 가격이 아니라면 — 어디로?</w:t>
-      </w:r>
-    </w:p>
-    <w:p>
-      <w:pPr>
-        <w:pStyle w:val="BodyText"/>
-      </w:pPr>
-      <w:r>
-        <w:t xml:space="preserve">알렉세이: 키릴, 적어 둬. 이번 출장의 핵심 질문이야. 답은 — 저녁까지.</w:t>
-      </w:r>
-    </w:p>
-    <w:p>
-      <w:pPr>
-        <w:pStyle w:val="BodyText"/>
-      </w:pPr>
-      <w:r>
-        <w:t xml:space="preserve">트카치: 저녁엔 — 게. 게를 먹으면 생각이 잘 돼요.</w:t>
+        <w:t xml:space="preserve">올가: 보관 면허가 문제예요. 그거 있으세요, 세르게이?</w:t>
+      </w:r>
+    </w:p>
+    <w:p>
+      <w:pPr>
+        <w:pStyle w:val="BodyText"/>
+      </w:pPr>
+      <w:r>
+        <w:t xml:space="preserve">트카치: 있어요, 2020년부터요. 오늘 바로 보내 드릴게요.</w:t>
+      </w:r>
+    </w:p>
+    <w:p>
+      <w:pPr>
+        <w:pStyle w:val="BodyText"/>
+      </w:pPr>
+      <w:r>
+        <w:t xml:space="preserve">올가: 그리고 별도 수입이면 세진에서 별도 서류와 별도 공급 계약이 필요해요. 서류 작업만 석 달이에요.</w:t>
+      </w:r>
+    </w:p>
+    <w:p>
+      <w:pPr>
+        <w:pStyle w:val="BodyText"/>
+      </w:pPr>
+      <w:r>
+        <w:t xml:space="preserve">트카치: 서류 석 달이 배송분마다 매번 6주보다는 짧아요.</w:t>
+      </w:r>
+    </w:p>
+    <w:p>
+      <w:pPr>
+        <w:pStyle w:val="BodyText"/>
+      </w:pPr>
+      <w:r>
+        <w:t xml:space="preserve">이리나: 말씀하시는 동안 계산했어요. 직항 경로면 주사기당 약 600루블 아껴요. 모스크바발 비행기가 비싸거든요.</w:t>
+      </w:r>
+    </w:p>
+    <w:p>
+      <w:pPr>
+        <w:pStyle w:val="BodyText"/>
+      </w:pPr>
+      <w:r>
+        <w:t xml:space="preserve">트카치: 600루블, 보세요. 이제 핵심이에요. 극동 가격은 10퍼센트 빼야 해요. 우린 회색 시장이 아니라 서울과 경쟁해요. 여자들이 주말에 거기 가서 거기서 맞아요. 한국은 가깝다니까요, 아시겠어요?</w:t>
+      </w:r>
+    </w:p>
+    <w:p>
+      <w:pPr>
+        <w:pStyle w:val="BodyText"/>
+      </w:pPr>
+      <w:r>
+        <w:t xml:space="preserve">알렉세이: 알아요, 세르게이. 하지만 의사 가격은 전국 하나고, 그게 우리 규칙이에요.</w:t>
+      </w:r>
+    </w:p>
+    <w:p>
+      <w:pPr>
+        <w:pStyle w:val="BodyText"/>
+      </w:pPr>
+      <w:r>
+        <w:t xml:space="preserve">트카치: 그건 모스크바 규칙이고, 여긴 모스크바가 아니에요. 여긴 서울이 바로 길모퉁이에 있어요.</w:t>
+      </w:r>
+    </w:p>
+    <w:p>
+      <w:pPr>
+        <w:pStyle w:val="BodyText"/>
+      </w:pPr>
+      <w:r>
+        <w:t xml:space="preserve">알렉세이: 시베리아에서도 똑같은 말을 들었어요. 「시베리아는 모스크바가 아니다」. 우랄에서도요. 지역마다 가격이 다르면 1년 뒤엔 가격이 열한 개, 그 사이에 회색 시장도 열한 개가 생길 거예요.</w:t>
+      </w:r>
+    </w:p>
+    <w:p>
+      <w:pPr>
+        <w:pStyle w:val="BodyText"/>
+      </w:pPr>
+      <w:r>
+        <w:t xml:space="preserve">트카치: 시간대 열한 개에 가격 열한 개라. 듣기엔 멋진데요.</w:t>
+      </w:r>
+    </w:p>
+    <w:p>
+      <w:pPr>
+        <w:pStyle w:val="BodyText"/>
+      </w:pPr>
+      <w:r>
+        <w:t xml:space="preserve">이리나: 듣기엔 멋지죠. 계산하면 끔찍해요. 세르게이, 감사인으로서 드리는 말씀이에요.</w:t>
+      </w:r>
+    </w:p>
+    <w:p>
+      <w:pPr>
+        <w:pStyle w:val="BodyText"/>
+      </w:pPr>
+      <w:r>
+        <w:t xml:space="preserve">트카치: 좋아요. 그럼 서울은 어떻게 해야 하는지 말해 줘요. 숫자 말고 말로요.</w:t>
+      </w:r>
+    </w:p>
+    <w:p>
+      <w:pPr>
+        <w:pStyle w:val="BodyText"/>
+      </w:pPr>
+      <w:r>
+        <w:t xml:space="preserve">알렉세이: 아직 몰라요, 여기 온 첫날이니까요. 블라디보스토크 속의 서울을 보여 주세요.</w:t>
+      </w:r>
+    </w:p>
+    <w:p>
+      <w:pPr>
+        <w:pStyle w:val="BodyText"/>
+      </w:pPr>
+      <w:r>
+        <w:t xml:space="preserve">트카치: 3시에 박 원장 클리닉에서 보여 드릴게요. 그분이 거울 속에서, 얼굴에서 서울을 보여 줄 거예요.</w:t>
+      </w:r>
+    </w:p>
+    <w:p>
+      <w:pPr>
+        <w:pStyle w:val="BodyText"/>
+      </w:pPr>
+      <w:r>
+        <w:t xml:space="preserve">키릴: 세르게이, 가격으로 안 간다면 그 600루블은 어디로 가요?</w:t>
+      </w:r>
+    </w:p>
+    <w:p>
+      <w:pPr>
+        <w:pStyle w:val="BodyText"/>
+      </w:pPr>
+      <w:r>
+        <w:t xml:space="preserve">트카치: 좋은 질문이에요, 젊은이. 그게 바로 내 질문이에요. 가격이 아니면 어디로?</w:t>
+      </w:r>
+    </w:p>
+    <w:p>
+      <w:pPr>
+        <w:pStyle w:val="BodyText"/>
+      </w:pPr>
+      <w:r>
+        <w:t xml:space="preserve">알렉세이: 키릴, 적어 둬. 이번 출장의 핵심 질문이고, 답은 저녁까지 필요해.</w:t>
+      </w:r>
+    </w:p>
+    <w:p>
+      <w:pPr>
+        <w:pStyle w:val="BodyText"/>
+      </w:pPr>
+      <w:r>
+        <w:t xml:space="preserve">트카치: 저녁엔 게가 나와요. 게를 먹으면 생각이 훨씬 잘 되거든요.</w:t>
       </w:r>
     </w:p>
     <w:bookmarkEnd w:id="34"/>
@@ -3922,239 +3922,239 @@
         <w:pStyle w:val="FirstParagraph"/>
       </w:pPr>
       <w:r>
-        <w:t xml:space="preserve">박: 빅토리야 박이에요. 앉으세요. 세르게이 말이 서울을 보고 싶으시다고요. 여기. 차트 세 장. 이번 주만.</w:t>
-      </w:r>
-    </w:p>
-    <w:p>
-      <w:pPr>
-        <w:pStyle w:val="BodyText"/>
-      </w:pPr>
-      <w:r>
-        <w:t xml:space="preserve">알렉세이: 환자 셋. 전부 서울 다녀온 분들이에요?</w:t>
-      </w:r>
-    </w:p>
-    <w:p>
-      <w:pPr>
-        <w:pStyle w:val="BodyText"/>
-      </w:pPr>
-      <w:r>
-        <w:t xml:space="preserve">박: 전부요. 첫 번째 — 뭉침. 두 번째 — 비대칭. 세 번째 — 흰 반점. 사흘째에. 늦지 않았어요.</w:t>
-      </w:r>
-    </w:p>
-    <w:p>
-      <w:pPr>
-        <w:pStyle w:val="BodyText"/>
-      </w:pPr>
-      <w:r>
-        <w:t xml:space="preserve">키릴: 뭘 맞았어요? 무슨 젤이요?</w:t>
-      </w:r>
-    </w:p>
-    <w:p>
-      <w:pPr>
-        <w:pStyle w:val="BodyText"/>
-      </w:pPr>
-      <w:r>
-        <w:t xml:space="preserve">박: 몰라요. 그게 문제예요. 강남의 클리닉, 통역사, 한국어로 된 예쁜 종이. 젤 이름 — 없음. 로트 번호 — 없음. 문제 생기면 걸 전화번호 — 그것도 없음. 90년대처럼 눈 감고 치료해요. 우린 이걸 「서울 기념품」이라고 불러요.</w:t>
-      </w:r>
-    </w:p>
-    <w:p>
-      <w:pPr>
-        <w:pStyle w:val="BodyText"/>
-      </w:pPr>
-      <w:r>
-        <w:t xml:space="preserve">알렉세이: 가격 때문에 가는 거예요?</w:t>
-      </w:r>
-    </w:p>
-    <w:p>
-      <w:pPr>
-        <w:pStyle w:val="BodyText"/>
-      </w:pPr>
-      <w:r>
-        <w:t xml:space="preserve">박: 아니요. 그게 모스크바 사람들의 가장 큰 착각이에요. 가격 때문이 아니에요. 서울이 여기보다 싸지 않아요, 확인했어요. 여행 때문에 가요. 쇼핑, 카페, 사진, 시술. 주말에 자신에게 주는 선물이에요. 여기서 10퍼센트 깎아도 안 멈춰요. 30퍼센트 깎아도 안 멈출 거예요.</w:t>
-      </w:r>
-    </w:p>
-    <w:p>
-      <w:pPr>
-        <w:pStyle w:val="BodyText"/>
-      </w:pPr>
-      <w:r>
-        <w:t xml:space="preserve">키릴: 그러니까 트카치 씨의 할인은 안 통한다는 거네요?</w:t>
-      </w:r>
-    </w:p>
-    <w:p>
-      <w:pPr>
-        <w:pStyle w:val="BodyText"/>
-      </w:pPr>
-      <w:r>
-        <w:t xml:space="preserve">박: 할인은 안 통해요. 신뢰가 통해요. 뭘 맞았는지, 어디에 전화할지 알면 — 가라고 하세요.</w:t>
-      </w:r>
-    </w:p>
-    <w:p>
-      <w:pPr>
-        <w:pStyle w:val="BodyText"/>
-      </w:pPr>
-      <w:r>
-        <w:t xml:space="preserve">알렉세이: 빅토리야, 한국 분이세요? 개인적인 질문이면 죄송해요.</w:t>
-      </w:r>
-    </w:p>
-    <w:p>
-      <w:pPr>
-        <w:pStyle w:val="BodyText"/>
-      </w:pPr>
-      <w:r>
-        <w:t xml:space="preserve">박: 고려인이에요. 러시아의 한국인. 할머니가 여기, 연해주에서 태어나셨어요. 37년에 가족이 우즈베키스탄으로 강제 이주됐죠. 화물 열차로. 할머니는 여섯 살이었어요. 평생 말씀하셨어요: 「우린 바다로 돌아갈 거다」. 돌아온 건 나예요. 60년 뒤에. 한국어는 잘 못해요. 할머니의 한국어는 — 옛날 말, 시골 말. 서울에선 날 비웃어요.</w:t>
-      </w:r>
-    </w:p>
-    <w:p>
-      <w:pPr>
-        <w:pStyle w:val="BodyText"/>
-      </w:pPr>
-      <w:r>
-        <w:t xml:space="preserve">알렉세이: 한국은 — 가깝다. 그런데 당신에겐 — 멀군요.</w:t>
-      </w:r>
-    </w:p>
-    <w:p>
-      <w:pPr>
-        <w:pStyle w:val="BodyText"/>
-      </w:pPr>
-      <w:r>
-        <w:t xml:space="preserve">박: 지도로는 — 가깝죠. 삶으로는 — 사람마다 달라요. 당신처럼요: 모스크바는 — 가깝고, 툴라의 할머니는 — 멀죠?</w:t>
-      </w:r>
-    </w:p>
-    <w:p>
-      <w:pPr>
-        <w:pStyle w:val="BodyText"/>
-      </w:pPr>
-      <w:r>
-        <w:t xml:space="preserve">알렉세이: 180킬로미터. 그런데 석 달째 못 갔어요. 맞는 말씀이에요.</w:t>
-      </w:r>
-    </w:p>
-    <w:p>
-      <w:pPr>
-        <w:pStyle w:val="BodyText"/>
-      </w:pPr>
-      <w:r>
-        <w:t xml:space="preserve">박: 석 달. 할머니에겐 긴 시간이에요. 고려인 말을 믿으세요.</w:t>
-      </w:r>
-    </w:p>
-    <w:p>
-      <w:pPr>
-        <w:pStyle w:val="BodyText"/>
-      </w:pPr>
-      <w:r>
-        <w:t xml:space="preserve">도윤: 료샤, 나 연결돼 있어. 다 들었어. 강남 얘기 해도 돼?</w:t>
-      </w:r>
-    </w:p>
-    <w:p>
-      <w:pPr>
-        <w:pStyle w:val="BodyText"/>
-      </w:pPr>
-      <w:r>
-        <w:t xml:space="preserve">알렉세이: 해. 도윤이에요, 세진의 우리 친구. 서울에 있어요.</w:t>
-      </w:r>
-    </w:p>
-    <w:p>
-      <w:pPr>
-        <w:pStyle w:val="BodyText"/>
-      </w:pPr>
-      <w:r>
-        <w:t xml:space="preserve">도윤: 박 원장님, 안녕하세요. 그 강남 클리닉들 알아요. 그중 열두 곳이 세진 젤을 써요. 이렇게 할 수 있어요: 러시아 환자마다 카드를 받는 거예요. 러시아어로. 제품명, 로트, 코드, 날짜. 그리고 원장님 상담선 번호.</w:t>
-      </w:r>
-    </w:p>
-    <w:p>
-      <w:pPr>
-        <w:pStyle w:val="BodyText"/>
-      </w:pPr>
-      <w:r>
-        <w:t xml:space="preserve">박: 카드요? 러시아어로? 그 사람들이 동의할까요?</w:t>
-      </w:r>
-    </w:p>
-    <w:p>
-      <w:pPr>
-        <w:pStyle w:val="BodyText"/>
-      </w:pPr>
-      <w:r>
-        <w:t xml:space="preserve">도윤: 윤 대표님이 직접 얘기하실 거예요. 그쪽에도 좋은 일이에요. 환자가 집에 돌아가서 — 도움을 받으니까. 러시아어 인스타그램에 나쁜 이야기가 올라오는 건 원치 않죠. 러시아 환자가 그쪽 외국인 환자의 3분의 1이에요. 다들 알아요.</w:t>
-      </w:r>
-    </w:p>
-    <w:p>
-      <w:pPr>
-        <w:pStyle w:val="BodyText"/>
-      </w:pPr>
-      <w:r>
-        <w:t xml:space="preserve">키릴: 시술 여권. 코드는 — 우리 시스템에. 「출장」이 바로 볼 거예요. 무슨 일이 생기면 — 안에 뭐가 있는지 알죠.</w:t>
-      </w:r>
-    </w:p>
-    <w:p>
-      <w:pPr>
-        <w:pStyle w:val="BodyText"/>
-      </w:pPr>
-      <w:r>
-        <w:t xml:space="preserve">박: 시술 여권. 그건… 10년 동안 내게 없던 거예요. 눈 감고 치료하지 않아도 되겠네요.</w:t>
-      </w:r>
-    </w:p>
-    <w:p>
-      <w:pPr>
-        <w:pStyle w:val="BodyText"/>
-      </w:pPr>
-      <w:r>
-        <w:t xml:space="preserve">키릴: 그런데 코드가 세진이 아니면요? 위조품이면?</w:t>
-      </w:r>
-    </w:p>
-    <w:p>
-      <w:pPr>
-        <w:pStyle w:val="BodyText"/>
-      </w:pPr>
-      <w:r>
-        <w:t xml:space="preserve">박: 그럼 적어도 위조품이라는 건 알게 되죠. 그것만으로도 치료의 절반이에요.</w:t>
-      </w:r>
-    </w:p>
-    <w:p>
-      <w:pPr>
-        <w:pStyle w:val="BodyText"/>
-      </w:pPr>
-      <w:r>
-        <w:t xml:space="preserve">알렉세이: 빅토리야, 파트너 조건이 있어요: 강사와 당직 의사. 동의하시겠어요? 코르닐로바 시험이에요.</w:t>
-      </w:r>
-    </w:p>
-    <w:p>
-      <w:pPr>
-        <w:pStyle w:val="BodyText"/>
-      </w:pPr>
-      <w:r>
-        <w:t xml:space="preserve">박: 코르닐로바? 엄하다죠, 알아요. 동의해요. 다만 조건이 있어요: 서울에서 돌아온 사람은 전부 무료 진찰. 여권이 있든 없든.</w:t>
-      </w:r>
-    </w:p>
-    <w:p>
-      <w:pPr>
-        <w:pStyle w:val="BodyText"/>
-      </w:pPr>
-      <w:r>
-        <w:t xml:space="preserve">알렉세이: 여권 없는 사람도요?</w:t>
-      </w:r>
-    </w:p>
-    <w:p>
-      <w:pPr>
-        <w:pStyle w:val="BodyText"/>
-      </w:pPr>
-      <w:r>
-        <w:t xml:space="preserve">박: 그래요. 특히 없는 사람. 여권 없는 사람들은 — 내 환자예요. 할머니라면 그렇게 말씀하셨을 거예요.</w:t>
-      </w:r>
-    </w:p>
-    <w:p>
-      <w:pPr>
-        <w:pStyle w:val="BodyText"/>
-      </w:pPr>
-      <w:r>
-        <w:t xml:space="preserve">도윤: 박 원장님, 서울 오실래요? 클리닉들을 보여 드릴게요. 할머니 한국어, 전 알아들어요. 우리 할머니도 시골 분이셨거든요.</w:t>
-      </w:r>
-    </w:p>
-    <w:p>
-      <w:pPr>
-        <w:pStyle w:val="BodyText"/>
-      </w:pPr>
-      <w:r>
-        <w:t xml:space="preserve">박: 할머니 한국어를 알아들으세요? 그럼 갈게요. 4월에. 두 시간 반이면 되니까.</w:t>
+        <w:t xml:space="preserve">박: 빅토리아 박이에요, 앉으세요. 세르게이 말로는 서울을 보고 싶으시다고요. 여기 있어요. 카드 세 장, 이번 주에만요.</w:t>
+      </w:r>
+    </w:p>
+    <w:p>
+      <w:pPr>
+        <w:pStyle w:val="BodyText"/>
+      </w:pPr>
+      <w:r>
+        <w:t xml:space="preserve">알렉세이: 환자 세 명이 다 서울에 다녀온 뒤예요?</w:t>
+      </w:r>
+    </w:p>
+    <w:p>
+      <w:pPr>
+        <w:pStyle w:val="BodyText"/>
+      </w:pPr>
+      <w:r>
+        <w:t xml:space="preserve">박: 전부요. 첫째는 멍울, 둘째는 비대칭, 셋째는 사흘째에 하얀 반점이 생겼는데, 제가 늦지 않았어요.</w:t>
+      </w:r>
+    </w:p>
+    <w:p>
+      <w:pPr>
+        <w:pStyle w:val="BodyText"/>
+      </w:pPr>
+      <w:r>
+        <w:t xml:space="preserve">키릴: 뭘 맞은 거예요? 어떤 젤이었어요?</w:t>
+      </w:r>
+    </w:p>
+    <w:p>
+      <w:pPr>
+        <w:pStyle w:val="BodyText"/>
+      </w:pPr>
+      <w:r>
+        <w:t xml:space="preserve">박: 본인들도 몰라요, 그게 문제예요. 강남 클리닉, 통역사, 한국어로 된 예쁜 종이. 젤 이름도 없고, 로트 번호도 없고, 문제가 생기면 걸 전화번호도 없어요. 90년대처럼 눈 감고 치료해요. 우린 이걸 「서울 기념품」이라고 불러요.</w:t>
+      </w:r>
+    </w:p>
+    <w:p>
+      <w:pPr>
+        <w:pStyle w:val="BodyText"/>
+      </w:pPr>
+      <w:r>
+        <w:t xml:space="preserve">알렉세이: 세르게이 말대로 가격 때문에 가는 거예요?</w:t>
+      </w:r>
+    </w:p>
+    <w:p>
+      <w:pPr>
+        <w:pStyle w:val="BodyText"/>
+      </w:pPr>
+      <w:r>
+        <w:t xml:space="preserve">박: 아니요, 그게 모스크바 사람들의 가장 큰 착각이에요. 가격 때문이 아니에요. 서울이 우리보다 싸지 않아요, 확인해 봤어요. 여행하러 가는 거예요. 쇼핑, 카페, 사진, 그리고 겸사겸사 시술. 주말에 자신에게 주는 선물이죠. 여기서 10퍼센트 깎아도 안 멈춰요. 30퍼센트 깎아도 안 멈춰요.</w:t>
+      </w:r>
+    </w:p>
+    <w:p>
+      <w:pPr>
+        <w:pStyle w:val="BodyText"/>
+      </w:pPr>
+      <w:r>
+        <w:t xml:space="preserve">키릴: 그러니까 트카치가 제안한 할인은 안 통한다는 거예요?</w:t>
+      </w:r>
+    </w:p>
+    <w:p>
+      <w:pPr>
+        <w:pStyle w:val="BodyText"/>
+      </w:pPr>
+      <w:r>
+        <w:t xml:space="preserve">박: 할인은 안 통해요. 신뢰가 통해요. 뭘 맞았는지, 어디로 전화할지 알면 가라고 하세요.</w:t>
+      </w:r>
+    </w:p>
+    <w:p>
+      <w:pPr>
+        <w:pStyle w:val="BodyText"/>
+      </w:pPr>
+      <w:r>
+        <w:t xml:space="preserve">알렉세이: 빅토리아, 혹시 한국인이세요? 너무 개인적인 질문이면 죄송해요.</w:t>
+      </w:r>
+    </w:p>
+    <w:p>
+      <w:pPr>
+        <w:pStyle w:val="BodyText"/>
+      </w:pPr>
+      <w:r>
+        <w:t xml:space="preserve">박: 고려인이에요. 러시아 한인이요. 할머니가 여기 연해주에서 태어나셨는데, 37년에 가족이 화물칸에 실려 우즈베키스탄으로 강제 이주됐어요. 여섯 살이셨고, 평생 「우린 바다로 돌아갈 거다」라고 하셨어요. 돌아온 건 60년 뒤의 저예요. 한국어는 잘 못해요. 할머니 한국어는 옛날 시골말이라 서울에선 저를 비웃어요.</w:t>
+      </w:r>
+    </w:p>
+    <w:p>
+      <w:pPr>
+        <w:pStyle w:val="BodyText"/>
+      </w:pPr>
+      <w:r>
+        <w:t xml:space="preserve">알렉세이: 한국은 가깝지만, 당신에겐 먼 거네요.</w:t>
+      </w:r>
+    </w:p>
+    <w:p>
+      <w:pPr>
+        <w:pStyle w:val="BodyText"/>
+      </w:pPr>
+      <w:r>
+        <w:t xml:space="preserve">박: 지도로는 가깝고, 삶으로는 경우에 따라 달라요. 당신도 그렇잖아요. 모스크바는 가까운데 툴라의 할머니는 멀죠?</w:t>
+      </w:r>
+    </w:p>
+    <w:p>
+      <w:pPr>
+        <w:pStyle w:val="BodyText"/>
+      </w:pPr>
+      <w:r>
+        <w:t xml:space="preserve">알렉세이: 180킬로미터인데, 벌써 석 달째 못 갔어요. 맞는 말씀이에요.</w:t>
+      </w:r>
+    </w:p>
+    <w:p>
+      <w:pPr>
+        <w:pStyle w:val="BodyText"/>
+      </w:pPr>
+      <w:r>
+        <w:t xml:space="preserve">박: 석 달이면 할머니에겐 길어요. 믿으세요, 고려인은 알아요.</w:t>
+      </w:r>
+    </w:p>
+    <w:p>
+      <w:pPr>
+        <w:pStyle w:val="BodyText"/>
+      </w:pPr>
+      <w:r>
+        <w:t xml:space="preserve">도윤: 료샤, 나 연결돼 있고 다 들었어. 강남 얘기 좀 해도 될까?</w:t>
+      </w:r>
+    </w:p>
+    <w:p>
+      <w:pPr>
+        <w:pStyle w:val="BodyText"/>
+      </w:pPr>
+      <w:r>
+        <w:t xml:space="preserve">알렉세이: 해. 세진의 우리 친구 도윤이에요. 지금 서울에 있어요.</w:t>
+      </w:r>
+    </w:p>
+    <w:p>
+      <w:pPr>
+        <w:pStyle w:val="BodyText"/>
+      </w:pPr>
+      <w:r>
+        <w:t xml:space="preserve">도윤: 박 원장님, 안녕하세요. 강남의 그 클리닉들 알아요. 그중 열두 곳이 세진 젤을 써요. 러시아에서 온 환자마다 러시아어 카드를 받게 할 수 있어요. 제품명, 로트, 코드, 날짜, 그리고 원장님 상담선 번호까지요.</w:t>
+      </w:r>
+    </w:p>
+    <w:p>
+      <w:pPr>
+        <w:pStyle w:val="BodyText"/>
+      </w:pPr>
+      <w:r>
+        <w:t xml:space="preserve">박: 러시아어 카드요? 그쪽에서 동의할까요?</w:t>
+      </w:r>
+    </w:p>
+    <w:p>
+      <w:pPr>
+        <w:pStyle w:val="BodyText"/>
+      </w:pPr>
+      <w:r>
+        <w:t xml:space="preserve">도윤: 윤 회장님이 직접 얘기하실 거예요. 그쪽에도 좋아요. 환자가 집에 돌아가서 도움을 받으니까요. 러시아어로 된 나쁜 인스타그램 후기는 원치 않아요. 러시아 환자가 외국인의 3분의 1이고, 그쪽도 알아요.</w:t>
+      </w:r>
+    </w:p>
+    <w:p>
+      <w:pPr>
+        <w:pStyle w:val="BodyText"/>
+      </w:pPr>
+      <w:r>
+        <w:t xml:space="preserve">키릴: 시술 여권이네요! 코드가 우리 시스템에 들어가니까 「출장」이 바로 볼 수 있어요. 무슨 일이 생기면 안에 뭐가 들었는지 알게 돼요.</w:t>
+      </w:r>
+    </w:p>
+    <w:p>
+      <w:pPr>
+        <w:pStyle w:val="BodyText"/>
+      </w:pPr>
+      <w:r>
+        <w:t xml:space="preserve">박: 시술 여권… 10년 동안 제게 없던 게 바로 그거예요. 눈 감고 치료하지 않아도 되겠네요.</w:t>
+      </w:r>
+    </w:p>
+    <w:p>
+      <w:pPr>
+        <w:pStyle w:val="BodyText"/>
+      </w:pPr>
+      <w:r>
+        <w:t xml:space="preserve">키릴: 그런데 코드가 세진 게 아니라 가짜로 나오면요?</w:t>
+      </w:r>
+    </w:p>
+    <w:p>
+      <w:pPr>
+        <w:pStyle w:val="BodyText"/>
+      </w:pPr>
+      <w:r>
+        <w:t xml:space="preserve">박: 그럼 적어도 가짜라는 건 알게 되죠. 그게 이미 치료의 절반이에요.</w:t>
+      </w:r>
+    </w:p>
+    <w:p>
+      <w:pPr>
+        <w:pStyle w:val="BodyText"/>
+      </w:pPr>
+      <w:r>
+        <w:t xml:space="preserve">알렉세이: 빅토리아, 파트너에겐 조건이 있어요. 강사와 당직 의사, 그리고 코르닐로바에게 시험이요. 동의하시겠어요?</w:t>
+      </w:r>
+    </w:p>
+    <w:p>
+      <w:pPr>
+        <w:pStyle w:val="BodyText"/>
+      </w:pPr>
+      <w:r>
+        <w:t xml:space="preserve">박: 코르닐로바요? 엄격한 분인 거 알아요. 동의해요. 다만 조건이 있어요. 서울에서 돌아온 사람은 여권이 있든 없든 전부 무료 진찰이에요.</w:t>
+      </w:r>
+    </w:p>
+    <w:p>
+      <w:pPr>
+        <w:pStyle w:val="BodyText"/>
+      </w:pPr>
+      <w:r>
+        <w:t xml:space="preserve">알렉세이: 시술 여권이 없는 사람까지요?</w:t>
+      </w:r>
+    </w:p>
+    <w:p>
+      <w:pPr>
+        <w:pStyle w:val="BodyText"/>
+      </w:pPr>
+      <w:r>
+        <w:t xml:space="preserve">박: 그 사람들도요, 특히 그 사람들이요. 여권 없는 사람들은 제 사람들이에요. 할머니라면 그렇게 말씀하셨을 거예요.</w:t>
+      </w:r>
+    </w:p>
+    <w:p>
+      <w:pPr>
+        <w:pStyle w:val="BodyText"/>
+      </w:pPr>
+      <w:r>
+        <w:t xml:space="preserve">도윤: 박 원장님, 서울에 오시겠어요? 클리닉을 보여 드릴게요. 저희 할머니도 시골 분이라 할머니 한국어를 알아들어요.</w:t>
+      </w:r>
+    </w:p>
+    <w:p>
+      <w:pPr>
+        <w:pStyle w:val="BodyText"/>
+      </w:pPr>
+      <w:r>
+        <w:t xml:space="preserve">박: 할머니 한국어를 알아들으세요? 그럼 4월에 갈게요. 겨우 두 시간 반이잖아요.</w:t>
       </w:r>
     </w:p>
     <w:bookmarkEnd w:id="35"/>
@@ -4172,199 +4172,199 @@
         <w:pStyle w:val="FirstParagraph"/>
       </w:pPr>
       <w:r>
-        <w:t xml:space="preserve">트카치: 게. 캄차카산. 손으로 드세요, 여기선 그래요. 자? 답은요? 600루블은 어디로?</w:t>
-      </w:r>
-    </w:p>
-    <w:p>
-      <w:pPr>
-        <w:pStyle w:val="BodyText"/>
-      </w:pPr>
-      <w:r>
-        <w:t xml:space="preserve">알렉세이: 답 있어요. 가격이 아니라. 세 가지로. 첫째 — 당직 의사, 박 원장, 그리고 코르닐로바 시험. 둘째 — 서울에서 돌아온 모든 사람의 무료 진찰. 셋째 — 당신의 마진. 항로와 냉동 컨테이너로 번 거예요.</w:t>
-      </w:r>
-    </w:p>
-    <w:p>
-      <w:pPr>
-        <w:pStyle w:val="BodyText"/>
-      </w:pPr>
-      <w:r>
-        <w:t xml:space="preserve">트카치: 무료 진찰? 우리 쪽에서 안 맞은 사람들을? 그건 남의 환자잖아요.</w:t>
-      </w:r>
-    </w:p>
-    <w:p>
-      <w:pPr>
-        <w:pStyle w:val="BodyText"/>
-      </w:pPr>
-      <w:r>
-        <w:t xml:space="preserve">키릴: 모스크바에서도 상담선이 남의 환자를 치료했어요. 상담선 비용의 절반이 남의 사례예요. 이리나 세르게예브나 말로는 그게 우리 최고의 광고래요.</w:t>
-      </w:r>
-    </w:p>
-    <w:p>
-      <w:pPr>
-        <w:pStyle w:val="BodyText"/>
-      </w:pPr>
-      <w:r>
-        <w:t xml:space="preserve">트카치: 최고의 광고. 흠. 무료로 진찰받아요. 그녀가 물어요: 「여긴 뭘 놓아요?」 그리고 다음번엔…</w:t>
-      </w:r>
-    </w:p>
-    <w:p>
-      <w:pPr>
-        <w:pStyle w:val="BodyText"/>
-      </w:pPr>
-      <w:r>
-        <w:t xml:space="preserve">알렉세이: 그리고 다음번엔, 어쩌면, 쇼핑과 카페 때문에 서울에 가요. 시술은 — 여기, 박 원장에게서. 어쩌면요. 꼭 그렇진 않아요, 강요할 순 없으니까. 하지만 무서울 때 어디로 가야 하는지는 확실히 알아요. 그게 바로 우리 시장이에요.</w:t>
-      </w:r>
-    </w:p>
-    <w:p>
-      <w:pPr>
-        <w:pStyle w:val="BodyText"/>
-      </w:pPr>
-      <w:r>
-        <w:t xml:space="preserve">트카치: 우린 서울과 경쟁하는 게 아니다. 서울을 맞이하는 거다. 그거죠?</w:t>
-      </w:r>
-    </w:p>
-    <w:p>
-      <w:pPr>
-        <w:pStyle w:val="BodyText"/>
-      </w:pPr>
-      <w:r>
-        <w:t xml:space="preserve">알렉세이: 그거예요. 공항에서. 시술 여권을 들고.</w:t>
-      </w:r>
-    </w:p>
-    <w:p>
-      <w:pPr>
-        <w:pStyle w:val="BodyText"/>
-      </w:pPr>
-      <w:r>
-        <w:t xml:space="preserve">트카치: 마음에 들어요. 그런데 솔직히 말할게요, 게까지 같이 먹는 사이니까. 마이너스 10은 환자를 위한 게 아니었어요. 나를 위한 거였죠. 새 냉동 컨테이너 두 대 대출이 있어요. 빨리 흑자로 돌아서고 싶었어요. 그걸 서울 뒤에 숨겨서 미안해요.</w:t>
-      </w:r>
-    </w:p>
-    <w:p>
-      <w:pPr>
-        <w:pStyle w:val="BodyText"/>
-      </w:pPr>
-      <w:r>
-        <w:t xml:space="preserve">이리나: 이리나예요. 여긴 정오예요. 세르게이, 주사기당 600루블 절감. 첫해 계획 — 주사기 2천 개. 120만이에요. 절반은 — 상담선과 진찰에. 절반은 — 당신에게. 60만. 할인 없이. 가격 열한 개 없이. 대출은 — 더 빨리.</w:t>
-      </w:r>
-    </w:p>
-    <w:p>
-      <w:pPr>
-        <w:pStyle w:val="BodyText"/>
-      </w:pPr>
-      <w:r>
-        <w:t xml:space="preserve">트카치: 60만. 그걸 자면서 계산하셨어요?</w:t>
-      </w:r>
-    </w:p>
-    <w:p>
-      <w:pPr>
-        <w:pStyle w:val="BodyText"/>
-      </w:pPr>
-      <w:r>
-        <w:t xml:space="preserve">이리나: 아니요. 새벽 4시에 계산했어요. 잠은 — 나중에.</w:t>
-      </w:r>
-    </w:p>
-    <w:p>
-      <w:pPr>
-        <w:pStyle w:val="BodyText"/>
-      </w:pPr>
-      <w:r>
-        <w:t xml:space="preserve">트카치: 이리나 세르게예브나, 무서운 분이시네요. 좋은 의미로.</w:t>
-      </w:r>
-    </w:p>
-    <w:p>
-      <w:pPr>
-        <w:pStyle w:val="BodyText"/>
-      </w:pPr>
-      <w:r>
-        <w:t xml:space="preserve">올가: 나도 여기 있어요. 직수입 서류는 — 석 달. 세진이 3월 전에 서명하면 첫 페리는 — 6월.</w:t>
-      </w:r>
-    </w:p>
-    <w:p>
-      <w:pPr>
-        <w:pStyle w:val="BodyText"/>
-      </w:pPr>
-      <w:r>
-        <w:t xml:space="preserve">트카치: 6월. 바다빙어는 떠나고. 만은 녹고. 페리에 좋은 때죠.</w:t>
-      </w:r>
-    </w:p>
-    <w:p>
-      <w:pPr>
-        <w:pStyle w:val="BodyText"/>
-      </w:pPr>
-      <w:r>
-        <w:t xml:space="preserve">도윤: 료샤, 대표님이 연결돼 계셔. 나를 통해서. 페리 얘기를 들으셨어.</w:t>
-      </w:r>
-    </w:p>
-    <w:p>
-      <w:pPr>
-        <w:pStyle w:val="BodyText"/>
-      </w:pPr>
-      <w:r>
-        <w:t xml:space="preserve">알렉세이: 뭐라고 하세요?</w:t>
-      </w:r>
-    </w:p>
-    <w:p>
-      <w:pPr>
-        <w:pStyle w:val="BodyText"/>
-      </w:pPr>
-      <w:r>
-        <w:t xml:space="preserve">도윤: 이렇게 말씀하셔: 「20년 동안 젤을 서쪽으로 보냈다. 동쪽에 도착하라고. 어리석었다. 우리 젤이 짧은 길로 러시아에 가게 하라. 사람들처럼」. 그리고 또. 오고 싶으시대. 모스크바 말고. 여기로. 만을 보러.</w:t>
-      </w:r>
-    </w:p>
-    <w:p>
-      <w:pPr>
-        <w:pStyle w:val="BodyText"/>
-      </w:pPr>
-      <w:r>
-        <w:t xml:space="preserve">트카치: 세진 대표님이? 블라디보스토크에? 그럼 — 게는 제가 쏩니다.</w:t>
-      </w:r>
-    </w:p>
-    <w:p>
-      <w:pPr>
-        <w:pStyle w:val="BodyText"/>
-      </w:pPr>
-      <w:r>
-        <w:t xml:space="preserve">올가: 그거 뇌물 아니에요? 게?</w:t>
-      </w:r>
-    </w:p>
-    <w:p>
-      <w:pPr>
-        <w:pStyle w:val="BodyText"/>
-      </w:pPr>
-      <w:r>
-        <w:t xml:space="preserve">트카치: 여긴 연해주예요. 여기서 게는 뇌물이 아니에요. 기후예요.</w:t>
-      </w:r>
-    </w:p>
-    <w:p>
-      <w:pPr>
-        <w:pStyle w:val="BodyText"/>
-      </w:pPr>
-      <w:r>
-        <w:t xml:space="preserve">키릴: 노보시비르스크에선 「시베리아 사람들은 먹여 준다」였어요. 이젠 — 「연해주가 먹여 준다」. 지도를 이해하기 시작했어요.</w:t>
-      </w:r>
-    </w:p>
-    <w:p>
-      <w:pPr>
-        <w:pStyle w:val="BodyText"/>
-      </w:pPr>
-      <w:r>
-        <w:t xml:space="preserve">알렉세이: 넌 음식으로 지도를 이해하는구나. 그게 제일 좋은 방법이야. 할머니도 좋아하실 거야.</w:t>
-      </w:r>
-    </w:p>
-    <w:p>
-      <w:pPr>
-        <w:pStyle w:val="BodyText"/>
-      </w:pPr>
-      <w:r>
-        <w:t xml:space="preserve">트카치: 할머니요? 누구 할머니?</w:t>
-      </w:r>
-    </w:p>
-    <w:p>
-      <w:pPr>
-        <w:pStyle w:val="BodyText"/>
-      </w:pPr>
-      <w:r>
-        <w:t xml:space="preserve">키릴: 알렉세이 니콜라예비치의 할머니가 펠드셰르세요. 40년. 그분 판지가 우리 문 위에 걸려 있어요.</w:t>
+        <w:t xml:space="preserve">트카치: 게 나왔어요, 캄차카산이에요. 손으로 드세요, 여기선 그렇게 해요. 자, 답은요? 600루블은 어디로 가요?</w:t>
+      </w:r>
+    </w:p>
+    <w:p>
+      <w:pPr>
+        <w:pStyle w:val="BodyText"/>
+      </w:pPr>
+      <w:r>
+        <w:t xml:space="preserve">알렉세이: 답이 있어요. 가격이 아니라 세 가지로요. 첫째, 당직 의사 박 원장과 그분의 코르닐로바 시험. 둘째, 서울에서 돌아온 모든 사람의 무료 진찰. 셋째, 당신 마진이요. 경로와 냉동 컨테이너로 그걸 벌 자격이 있으니까요.</w:t>
+      </w:r>
+    </w:p>
+    <w:p>
+      <w:pPr>
+        <w:pStyle w:val="BodyText"/>
+      </w:pPr>
+      <w:r>
+        <w:t xml:space="preserve">트카치: 우리한테서 안 맞은 사람들 무료 진찰이요? 그건 남의 환자잖아요.</w:t>
+      </w:r>
+    </w:p>
+    <w:p>
+      <w:pPr>
+        <w:pStyle w:val="BodyText"/>
+      </w:pPr>
+      <w:r>
+        <w:t xml:space="preserve">키릴: 모스크바 상담선도 남의 환자를 치료했고, 상담선 비용의 절반이 남의 사례에 들어가요. 이리나 세르게예브나는 그게 우리 최고의 광고래요.</w:t>
+      </w:r>
+    </w:p>
+    <w:p>
+      <w:pPr>
+        <w:pStyle w:val="BodyText"/>
+      </w:pPr>
+      <w:r>
+        <w:t xml:space="preserve">트카치: 최고의 광고라, 흠. 무료로 진찰받고, 「여기선 뭘 놔요?」 하고 묻고, 그다음엔…</w:t>
+      </w:r>
+    </w:p>
+    <w:p>
+      <w:pPr>
+        <w:pStyle w:val="BodyText"/>
+      </w:pPr>
+      <w:r>
+        <w:t xml:space="preserve">알렉세이: 그다음엔 어쩌면 쇼핑과 카페 때문에 서울에 가겠지만, 시술은 여기 박 원장에게 받을 거예요. 어쩌면요, 꼭은 아니고요. 우리가 강요할 순 없으니까요. 하지만 무서울 때 어디로 가야 하는지는 확실히 알 거예요. 그게 바로 우리 시장이에요.</w:t>
+      </w:r>
+    </w:p>
+    <w:p>
+      <w:pPr>
+        <w:pStyle w:val="BodyText"/>
+      </w:pPr>
+      <w:r>
+        <w:t xml:space="preserve">트카치: 그러니까 우린 서울과 경쟁하지 않는다. 서울을 맞이한다. 그렇죠?</w:t>
+      </w:r>
+    </w:p>
+    <w:p>
+      <w:pPr>
+        <w:pStyle w:val="BodyText"/>
+      </w:pPr>
+      <w:r>
+        <w:t xml:space="preserve">알렉세이: 그렇죠. 공항에서 맞이하는 거예요, 시술 여권을 들고요.</w:t>
+      </w:r>
+    </w:p>
+    <w:p>
+      <w:pPr>
+        <w:pStyle w:val="BodyText"/>
+      </w:pPr>
+      <w:r>
+        <w:t xml:space="preserve">트카치: 마음에 들어요. 그런데 같이 게를 먹는 사이니까 솔직히 말할게요. 10퍼센트 할인은 환자들 때문이 아니라 나 때문이었어요. 새 냉동 컨테이너 두 대 대출이 있어서 빨리 흑자를 내고 싶었어요. 서울 뒤에 숨겨서 죄송해요.</w:t>
+      </w:r>
+    </w:p>
+    <w:p>
+      <w:pPr>
+        <w:pStyle w:val="BodyText"/>
+      </w:pPr>
+      <w:r>
+        <w:t xml:space="preserve">이리나: 이리나예요, 여긴 벌써 정오예요. 세르게이, 주사기당 600루블 절약에 첫해 계획이 2천 개니까 120만이에요. 절반은 상담선과 진찰에, 절반은 당신에게, 즉 60만이에요. 할인도 없고 가격 열한 개도 없이, 대출은 더 빨리 갚으실 거예요.</w:t>
+      </w:r>
+    </w:p>
+    <w:p>
+      <w:pPr>
+        <w:pStyle w:val="BodyText"/>
+      </w:pPr>
+      <w:r>
+        <w:t xml:space="preserve">트카치: 60만이요? 그걸 자면서 계산하셨어요?</w:t>
+      </w:r>
+    </w:p>
+    <w:p>
+      <w:pPr>
+        <w:pStyle w:val="BodyText"/>
+      </w:pPr>
+      <w:r>
+        <w:t xml:space="preserve">이리나: 아니요, 새벽 4시에 계산했어요. 잠은 나중에 자요.</w:t>
+      </w:r>
+    </w:p>
+    <w:p>
+      <w:pPr>
+        <w:pStyle w:val="BodyText"/>
+      </w:pPr>
+      <w:r>
+        <w:t xml:space="preserve">트카치: 이리나 세르게예브나, 무서운 분이시네요. 좋은 의미로요.</w:t>
+      </w:r>
+    </w:p>
+    <w:p>
+      <w:pPr>
+        <w:pStyle w:val="BodyText"/>
+      </w:pPr>
+      <w:r>
+        <w:t xml:space="preserve">올가: 저도 여기 있어요. 직수입 서류는 석 달 걸리고, 세진이 3월 전에 서명하면 첫 페리는 6월이에요.</w:t>
+      </w:r>
+    </w:p>
+    <w:p>
+      <w:pPr>
+        <w:pStyle w:val="BodyText"/>
+      </w:pPr>
+      <w:r>
+        <w:t xml:space="preserve">트카치: 6월이면 빙어도 떠나고 만도 녹으니까, 페리에 딱 좋은 때예요.</w:t>
+      </w:r>
+    </w:p>
+    <w:p>
+      <w:pPr>
+        <w:pStyle w:val="BodyText"/>
+      </w:pPr>
+      <w:r>
+        <w:t xml:space="preserve">도윤: 료샤, 회장님이 연결되셨어, 나를 통해서. 페리 얘기를 들으셨어.</w:t>
+      </w:r>
+    </w:p>
+    <w:p>
+      <w:pPr>
+        <w:pStyle w:val="BodyText"/>
+      </w:pPr>
+      <w:r>
+        <w:t xml:space="preserve">알렉세이: 뭐라고 하셔, 도윤?</w:t>
+      </w:r>
+    </w:p>
+    <w:p>
+      <w:pPr>
+        <w:pStyle w:val="BodyText"/>
+      </w:pPr>
+      <w:r>
+        <w:t xml:space="preserve">도윤: 이렇게 말씀하셔. 「20년 동안 동쪽에 닿게 하려고 서쪽으로 젤을 보냈다. 어리석은 일이었다. 우리 젤이 사람처럼 지름길로 러시아에 가게 하라」. 그리고 오고 싶어 하셔. 모스크바가 아니라 여기로, 만을 보러.</w:t>
+      </w:r>
+    </w:p>
+    <w:p>
+      <w:pPr>
+        <w:pStyle w:val="BodyText"/>
+      </w:pPr>
+      <w:r>
+        <w:t xml:space="preserve">트카치: 세진 회장님이 블라디보스토크에요? 그럼 게는 내가 살게요.</w:t>
+      </w:r>
+    </w:p>
+    <w:p>
+      <w:pPr>
+        <w:pStyle w:val="BodyText"/>
+      </w:pPr>
+      <w:r>
+        <w:t xml:space="preserve">올가: 세르게이, 혹시 그거 뇌물 아니에요? 게 말이에요.</w:t>
+      </w:r>
+    </w:p>
+    <w:p>
+      <w:pPr>
+        <w:pStyle w:val="BodyText"/>
+      </w:pPr>
+      <w:r>
+        <w:t xml:space="preserve">트카치: 여긴 연해주예요, 올가 페트로브나. 여기서 게는 뇌물이 아니라 기후예요.</w:t>
+      </w:r>
+    </w:p>
+    <w:p>
+      <w:pPr>
+        <w:pStyle w:val="BodyText"/>
+      </w:pPr>
+      <w:r>
+        <w:t xml:space="preserve">키릴: 노보시비르스크에선 시베리아 사람들은 먹여 준다고 했는데, 이젠 연해주가 먹여 주네요. 지도가 이해되기 시작해요.</w:t>
+      </w:r>
+    </w:p>
+    <w:p>
+      <w:pPr>
+        <w:pStyle w:val="BodyText"/>
+      </w:pPr>
+      <w:r>
+        <w:t xml:space="preserve">알렉세이: 넌 음식으로 지도를 이해하는구나. 그게 최고의 방법이야. 할머니도 좋아하실 거야.</w:t>
+      </w:r>
+    </w:p>
+    <w:p>
+      <w:pPr>
+        <w:pStyle w:val="BodyText"/>
+      </w:pPr>
+      <w:r>
+        <w:t xml:space="preserve">트카치: 할머니요? 지금 말하는 게 누구 할머니예요?</w:t>
+      </w:r>
+    </w:p>
+    <w:p>
+      <w:pPr>
+        <w:pStyle w:val="BodyText"/>
+      </w:pPr>
+      <w:r>
+        <w:t xml:space="preserve">키릴: 알렉세이 니콜라예비치의 할머니요. 40년 동안 펠드셰르셨고, 그분 판지가 우리 문 위에 걸려 있어요.</w:t>
       </w:r>
     </w:p>
     <w:bookmarkEnd w:id="36"/>
@@ -4382,119 +4382,119 @@
         <w:pStyle w:val="FirstParagraph"/>
       </w:pPr>
       <w:r>
-        <w:t xml:space="preserve">트카치: 들려요? 동해에서 온 페리. 도착했어요. 당신 친구가 어제저녁 거기에 상자를 실었어요. 시험용.</w:t>
-      </w:r>
-    </w:p>
-    <w:p>
-      <w:pPr>
-        <w:pStyle w:val="BodyText"/>
-      </w:pPr>
-      <w:r>
-        <w:t xml:space="preserve">키릴: 도윤 씨가요? 동해에 있었어요?</w:t>
-      </w:r>
-    </w:p>
-    <w:p>
-      <w:pPr>
-        <w:pStyle w:val="BodyText"/>
-      </w:pPr>
-      <w:r>
-        <w:t xml:space="preserve">도윤: 있었지. 일 때문에. 상자를 보냈어. 로거, 물, 겨울 방식. 너희가 좋아하는 대로. 페리에서 하룻밤.</w:t>
-      </w:r>
-    </w:p>
-    <w:p>
-      <w:pPr>
-        <w:pStyle w:val="BodyText"/>
-      </w:pPr>
-      <w:r>
-        <w:t xml:space="preserve">트카치: 여기 있네요. 17시간. 최저 — 영상 4도. 그 아래로는 1분도 없음. 서명 — 여섯. 한국, 세관, 나.</w:t>
-      </w:r>
-    </w:p>
-    <w:p>
-      <w:pPr>
-        <w:pStyle w:val="BodyText"/>
-      </w:pPr>
-      <w:r>
-        <w:t xml:space="preserve">알렉세이: 17시간. 모스크바에서는 — 6주.</w:t>
-      </w:r>
-    </w:p>
-    <w:p>
-      <w:pPr>
-        <w:pStyle w:val="BodyText"/>
-      </w:pPr>
-      <w:r>
-        <w:t xml:space="preserve">트카치: 한국은 — 가깝다. 이제 — 비유가 아니죠, 알렉세이 니콜라예비치?</w:t>
-      </w:r>
-    </w:p>
-    <w:p>
-      <w:pPr>
-        <w:pStyle w:val="BodyText"/>
-      </w:pPr>
-      <w:r>
-        <w:t xml:space="preserve">알렉세이: 이제 — 시간표예요.</w:t>
-      </w:r>
-    </w:p>
-    <w:p>
-      <w:pPr>
-        <w:pStyle w:val="BodyText"/>
-      </w:pPr>
-      <w:r>
-        <w:t xml:space="preserve">키릴: 적고 있어요. 이리나에게 보고: 「한국은 가깝다. 17시간」.</w:t>
-      </w:r>
-    </w:p>
-    <w:p>
-      <w:pPr>
-        <w:pStyle w:val="BodyText"/>
-      </w:pPr>
-      <w:r>
-        <w:t xml:space="preserve">보리스: 알렉세이. 란스코이요. 블라디보스토크에 있다고 들었어요. 몇 개예요?</w:t>
-      </w:r>
-    </w:p>
-    <w:p>
-      <w:pPr>
-        <w:pStyle w:val="BodyText"/>
-      </w:pPr>
-      <w:r>
-        <w:t xml:space="preserve">알렉세이: 다섯이에요, 보리스 이고레비치. 페테르부르크, 카잔, 예카테린부르크, 노보시비르스크, 블라디보스토크. 초록 다섯. 첫날 결정한 건 하나도 없어요.</w:t>
-      </w:r>
-    </w:p>
-    <w:p>
-      <w:pPr>
-        <w:pStyle w:val="BodyText"/>
-      </w:pPr>
-      <w:r>
-        <w:t xml:space="preserve">보리스: 다섯. 여덟 달에. 난 99년에 1년 동안 일곱을 했죠. 둘은 — 잃었고. 서두르지 않았군요. 좋아요.</w:t>
-      </w:r>
-    </w:p>
-    <w:p>
-      <w:pPr>
-        <w:pStyle w:val="BodyText"/>
-      </w:pPr>
-      <w:r>
-        <w:t xml:space="preserve">알렉세이: 「나라는 기다려 준다」고 하셨죠. 기다려 줬어요.</w:t>
-      </w:r>
-    </w:p>
-    <w:p>
-      <w:pPr>
-        <w:pStyle w:val="BodyText"/>
-      </w:pPr>
-      <w:r>
-        <w:t xml:space="preserve">보리스: 기다려 줬죠. 그럼 이제 — 나라가 아니라. 할머니. 3월에 여든여덟이시죠. 기억해요?</w:t>
-      </w:r>
-    </w:p>
-    <w:p>
-      <w:pPr>
-        <w:pStyle w:val="BodyText"/>
-      </w:pPr>
-      <w:r>
-        <w:t xml:space="preserve">알렉세이: 기억해요. 저… 석 달째 툴라에 못 갔어요.</w:t>
-      </w:r>
-    </w:p>
-    <w:p>
-      <w:pPr>
-        <w:pStyle w:val="BodyText"/>
-      </w:pPr>
-      <w:r>
-        <w:t xml:space="preserve">보리스: 지도는 기다려 줘요. 할머니는 — 아니에요. 가 보세요. 투자자의 조언이 아니에요. 제때 가지 못한 사람의 조언이에요.</w:t>
+        <w:t xml:space="preserve">트카치: 뱃고동 들리세요? 동해에서 페리가 왔어요. 당신 친구가 어젯밤에 시험 상자를 실었어요.</w:t>
+      </w:r>
+    </w:p>
+    <w:p>
+      <w:pPr>
+        <w:pStyle w:val="BodyText"/>
+      </w:pPr>
+      <w:r>
+        <w:t xml:space="preserve">키릴: 도윤 씨요? 동해에 계셨어요?</w:t>
+      </w:r>
+    </w:p>
+    <w:p>
+      <w:pPr>
+        <w:pStyle w:val="BodyText"/>
+      </w:pPr>
+      <w:r>
+        <w:t xml:space="preserve">도윤: 있었어, 일 때문에. 겸사겸사 상자를 보냈지. 로거, 물, 겨울 방식, 다들 좋아하는 대로. 페리에서 하룻밤.</w:t>
+      </w:r>
+    </w:p>
+    <w:p>
+      <w:pPr>
+        <w:pStyle w:val="BodyText"/>
+      </w:pPr>
+      <w:r>
+        <w:t xml:space="preserve">트카치: 여기 있네요. 17시간, 최저 영상 4도, 그 아래로는 1분도 없어요. 서명은 여섯 개, 한국 쪽, 세관, 그리고 내 거요.</w:t>
+      </w:r>
+    </w:p>
+    <w:p>
+      <w:pPr>
+        <w:pStyle w:val="BodyText"/>
+      </w:pPr>
+      <w:r>
+        <w:t xml:space="preserve">알렉세이: 17시간인데, 모스크바에선 6주예요. 정말 믿기지 않네요.</w:t>
+      </w:r>
+    </w:p>
+    <w:p>
+      <w:pPr>
+        <w:pStyle w:val="BodyText"/>
+      </w:pPr>
+      <w:r>
+        <w:t xml:space="preserve">트카치: 한국은 가깝다. 이제 비유가 아니죠, 알렉세이 니콜라예비치?</w:t>
+      </w:r>
+    </w:p>
+    <w:p>
+      <w:pPr>
+        <w:pStyle w:val="BodyText"/>
+      </w:pPr>
+      <w:r>
+        <w:t xml:space="preserve">알렉세이: 이제 시간표예요, 세르게이. 당신이 옳았어요.</w:t>
+      </w:r>
+    </w:p>
+    <w:p>
+      <w:pPr>
+        <w:pStyle w:val="BodyText"/>
+      </w:pPr>
+      <w:r>
+        <w:t xml:space="preserve">키릴: 이리나 씨에게 보낼 보고서 적어요. 「한국은 가깝다. 17시간」.</w:t>
+      </w:r>
+    </w:p>
+    <w:p>
+      <w:pPr>
+        <w:pStyle w:val="BodyText"/>
+      </w:pPr>
+      <w:r>
+        <w:t xml:space="preserve">보리스: 알렉세이, 란스코이네. 블라디보스토크에 있다고 들었어. 그래, 이제 몇 개야?</w:t>
+      </w:r>
+    </w:p>
+    <w:p>
+      <w:pPr>
+        <w:pStyle w:val="BodyText"/>
+      </w:pPr>
+      <w:r>
+        <w:t xml:space="preserve">알렉세이: 다섯이에요, 보리스 이고레비치. 페테르부르크, 카잔, 예카테린부르크, 노보시비르스크, 블라디보스토크. 초록 핀 다섯 개, 첫날에 꽂은 건 하나도 없어요.</w:t>
+      </w:r>
+    </w:p>
+    <w:p>
+      <w:pPr>
+        <w:pStyle w:val="BodyText"/>
+      </w:pPr>
+      <w:r>
+        <w:t xml:space="preserve">보리스: 8개월에 다섯이라. 난 99년에 1년 만에 일곱을 했고, 둘을 잃었지. 자넨 서두르지 않았어. 잘했네.</w:t>
+      </w:r>
+    </w:p>
+    <w:p>
+      <w:pPr>
+        <w:pStyle w:val="BodyText"/>
+      </w:pPr>
+      <w:r>
+        <w:t xml:space="preserve">알렉세이: 그때 「나라는 기다려 줄 거다」라고 하셨죠. 그리고 기다려 줬어요.</w:t>
+      </w:r>
+    </w:p>
+    <w:p>
+      <w:pPr>
+        <w:pStyle w:val="BodyText"/>
+      </w:pPr>
+      <w:r>
+        <w:t xml:space="preserve">보리스: 기다려 줬지. 그런데 이제는 나라가 아니라 할머니 얘기야. 3월에 여든여덟이 되시잖아, 기억하나?</w:t>
+      </w:r>
+    </w:p>
+    <w:p>
+      <w:pPr>
+        <w:pStyle w:val="BodyText"/>
+      </w:pPr>
+      <w:r>
+        <w:t xml:space="preserve">알렉세이: 기억해요. 저… 벌써 석 달째 툴라에 못 갔어요.</w:t>
+      </w:r>
+    </w:p>
+    <w:p>
+      <w:pPr>
+        <w:pStyle w:val="BodyText"/>
+      </w:pPr>
+      <w:r>
+        <w:t xml:space="preserve">보리스: 지도는 기다려 줘. 할머니는 아니야. 가 보게. 투자자로서 하는 조언이 아니라, 때를 놓친 사람으로서 하는 조언이야.</w:t>
       </w:r>
     </w:p>
     <w:bookmarkEnd w:id="37"/>
